--- a/12 - Spike - Command Pattern/Task 12 - Lab Spike Report.docx
+++ b/12 - Spike - Command Pattern/Task 12 - Lab Spike Report.docx
@@ -249,6 +249,7 @@
         </w:rPr>
         <w:t xml:space="preserve"> - Spike - </w:t>
       </w:r>
+      <w:proofErr w:type="spellStart"/>
       <w:r>
         <w:rPr>
           <w:rStyle w:val="SubtleReference"/>
@@ -257,14 +258,43 @@
         </w:rPr>
         <w:t>CommandPattern</w:t>
       </w:r>
-      <w:r>
-        <w:rPr>
-          <w:rStyle w:val="SubtleReference"/>
-          <w:sz w:val="24"/>
-          <w:szCs w:val="24"/>
-        </w:rPr>
-        <w:t>\Zorkish\Zorkish</w:t>
-      </w:r>
+      <w:proofErr w:type="spellEnd"/>
+      <w:r>
+        <w:rPr>
+          <w:rStyle w:val="SubtleReference"/>
+          <w:sz w:val="24"/>
+          <w:szCs w:val="24"/>
+        </w:rPr>
+        <w:t>\</w:t>
+      </w:r>
+      <w:proofErr w:type="spellStart"/>
+      <w:r>
+        <w:rPr>
+          <w:rStyle w:val="SubtleReference"/>
+          <w:sz w:val="24"/>
+          <w:szCs w:val="24"/>
+        </w:rPr>
+        <w:t>Zorkish</w:t>
+      </w:r>
+      <w:proofErr w:type="spellEnd"/>
+      <w:r>
+        <w:rPr>
+          <w:rStyle w:val="SubtleReference"/>
+          <w:sz w:val="24"/>
+          <w:szCs w:val="24"/>
+        </w:rPr>
+        <w:t>\</w:t>
+      </w:r>
+      <w:proofErr w:type="spellStart"/>
+      <w:r>
+        <w:rPr>
+          <w:rStyle w:val="SubtleReference"/>
+          <w:sz w:val="24"/>
+          <w:szCs w:val="24"/>
+        </w:rPr>
+        <w:t>Zorkish</w:t>
+      </w:r>
+      <w:proofErr w:type="spellEnd"/>
     </w:p>
     <w:p>
       <w:pPr>
@@ -539,15 +569,25 @@
           <w:sz w:val="24"/>
           <w:szCs w:val="24"/>
         </w:rPr>
-        <w:t xml:space="preserve">Planning </w:t>
-      </w:r>
-      <w:r>
-        <w:rPr>
-          <w:rStyle w:val="SubtleReference"/>
-          <w:sz w:val="24"/>
-          <w:szCs w:val="24"/>
-        </w:rPr>
-        <w:t>the Zorkish Adventure</w:t>
+        <w:t xml:space="preserve">Use Task 8 </w:t>
+      </w:r>
+      <w:proofErr w:type="spellStart"/>
+      <w:r>
+        <w:rPr>
+          <w:rStyle w:val="SubtleReference"/>
+          <w:sz w:val="24"/>
+          <w:szCs w:val="24"/>
+        </w:rPr>
+        <w:t>Zorkish</w:t>
+      </w:r>
+      <w:proofErr w:type="spellEnd"/>
+      <w:r>
+        <w:rPr>
+          <w:rStyle w:val="SubtleReference"/>
+          <w:sz w:val="24"/>
+          <w:szCs w:val="24"/>
+        </w:rPr>
+        <w:t xml:space="preserve"> Code</w:t>
       </w:r>
     </w:p>
     <w:p>
@@ -570,90 +610,8 @@
           <w:sz w:val="24"/>
           <w:szCs w:val="24"/>
         </w:rPr>
-        <w:t>Download and install Visual Studio</w:t>
-      </w:r>
-    </w:p>
-    <w:p>
-      <w:pPr>
-        <w:pStyle w:val="ColorfulList-Accent11"/>
-        <w:numPr>
-          <w:ilvl w:val="0"/>
-          <w:numId w:val="1"/>
-        </w:numPr>
-        <w:spacing w:line="360" w:lineRule="auto"/>
-        <w:rPr>
-          <w:rStyle w:val="SubtleReference"/>
-          <w:sz w:val="24"/>
-          <w:szCs w:val="24"/>
-        </w:rPr>
-      </w:pPr>
-      <w:r>
-        <w:rPr>
-          <w:rStyle w:val="SubtleReference"/>
-          <w:sz w:val="24"/>
-          <w:szCs w:val="24"/>
-        </w:rPr>
-        <w:t xml:space="preserve">Download and install </w:t>
-      </w:r>
-      <w:r>
-        <w:rPr>
-          <w:rStyle w:val="SubtleReference"/>
-          <w:sz w:val="24"/>
-          <w:szCs w:val="24"/>
-        </w:rPr>
-        <w:t xml:space="preserve">Visual Studio C++ Debugging Packages </w:t>
-      </w:r>
-    </w:p>
-    <w:p>
-      <w:pPr>
-        <w:pStyle w:val="ColorfulList-Accent11"/>
-        <w:numPr>
-          <w:ilvl w:val="0"/>
-          <w:numId w:val="1"/>
-        </w:numPr>
-        <w:spacing w:line="360" w:lineRule="auto"/>
-        <w:rPr>
-          <w:rStyle w:val="SubtleReference"/>
-          <w:sz w:val="24"/>
-          <w:szCs w:val="24"/>
-        </w:rPr>
-      </w:pPr>
-      <w:r>
-        <w:rPr>
-          <w:rStyle w:val="SubtleReference"/>
-          <w:sz w:val="24"/>
-          <w:szCs w:val="24"/>
-        </w:rPr>
-        <w:t xml:space="preserve">Create and </w:t>
-      </w:r>
-      <w:r>
-        <w:rPr>
-          <w:rStyle w:val="SubtleReference"/>
-          <w:sz w:val="24"/>
-          <w:szCs w:val="24"/>
-        </w:rPr>
-        <w:t xml:space="preserve">Configure VS Project File </w:t>
-      </w:r>
-      <w:r>
-        <w:rPr>
-          <w:rStyle w:val="SubtleReference"/>
-          <w:sz w:val="24"/>
-          <w:szCs w:val="24"/>
-        </w:rPr>
-        <w:t>with a .cpp file to build.</w:t>
-      </w:r>
-    </w:p>
-    <w:p>
-      <w:pPr>
-        <w:pStyle w:val="ColorfulList-Accent11"/>
-        <w:spacing w:line="360" w:lineRule="auto"/>
-        <w:ind w:left="360"/>
-        <w:rPr>
-          <w:rStyle w:val="SubtleReference"/>
-          <w:sz w:val="24"/>
-          <w:szCs w:val="24"/>
-        </w:rPr>
-      </w:pPr>
+        <w:t>Planning How to implement Command Processing</w:t>
+      </w:r>
     </w:p>
     <w:p>
       <w:pPr>
@@ -669,19 +627,39 @@
     </w:p>
     <w:p>
       <w:pPr>
-        <w:spacing w:line="360" w:lineRule="auto"/>
-        <w:rPr>
-          <w:b/>
-          <w:sz w:val="24"/>
-        </w:rPr>
-      </w:pPr>
-      <w:r>
-        <w:rPr>
-          <w:b/>
-          <w:sz w:val="24"/>
-        </w:rPr>
-        <w:t>What we found out:</w:t>
-      </w:r>
+        <w:pStyle w:val="ColorfulList-Accent11"/>
+        <w:spacing w:line="360" w:lineRule="auto"/>
+        <w:ind w:left="0"/>
+        <w:rPr>
+          <w:color w:val="5A5A5A" w:themeColor="text1" w:themeTint="A5"/>
+          <w:sz w:val="28"/>
+          <w:szCs w:val="28"/>
+        </w:rPr>
+      </w:pPr>
+    </w:p>
+    <w:p>
+      <w:pPr>
+        <w:pStyle w:val="ColorfulList-Accent11"/>
+        <w:spacing w:line="360" w:lineRule="auto"/>
+        <w:ind w:left="0"/>
+        <w:rPr>
+          <w:color w:val="5A5A5A" w:themeColor="text1" w:themeTint="A5"/>
+          <w:sz w:val="28"/>
+          <w:szCs w:val="28"/>
+        </w:rPr>
+      </w:pPr>
+    </w:p>
+    <w:p>
+      <w:pPr>
+        <w:pStyle w:val="ColorfulList-Accent11"/>
+        <w:spacing w:line="360" w:lineRule="auto"/>
+        <w:ind w:left="0"/>
+        <w:rPr>
+          <w:color w:val="5A5A5A" w:themeColor="text1" w:themeTint="A5"/>
+          <w:sz w:val="28"/>
+          <w:szCs w:val="28"/>
+        </w:rPr>
+      </w:pPr>
     </w:p>
     <w:p>
       <w:pPr>
@@ -709,12 +687,14 @@
           <w:sz w:val="28"/>
           <w:szCs w:val="28"/>
         </w:rPr>
+        <w:lastRenderedPageBreak/>
         <w:t xml:space="preserve">Planning Phase: </w:t>
       </w:r>
     </w:p>
     <w:p>
       <w:pPr>
         <w:spacing w:line="360" w:lineRule="auto"/>
+        <w:jc w:val="both"/>
         <w:rPr>
           <w:bCs/>
           <w:color w:val="000000" w:themeColor="text1"/>
@@ -727,7 +707,7 @@
           <w:color w:val="000000" w:themeColor="text1"/>
           <w:sz w:val="24"/>
         </w:rPr>
-        <w:t>Based on the game specifications details and the requirements for phase 1 I designed this UML design that visualizes the Game State management and the structuring for the world and command processing.</w:t>
+        <w:t>Using Phase 1 Task 8 code and building upon it to implement command processing and file reading with the help of other previous tasks. I decided to use the JSON library to create a JSON file to read from for location and create a command class to create sub command classes.</w:t>
       </w:r>
     </w:p>
     <w:p>
@@ -743,10 +723,10 @@
       </w:pPr>
       <w:r>
         <w:drawing>
-          <wp:inline distT="0" distB="0" distL="0" distR="0" wp14:anchorId="56E2BAA3" wp14:editId="38BBE9BE">
-            <wp:extent cx="6116320" cy="2149475"/>
-            <wp:effectExtent l="0" t="0" r="0" b="3175"/>
-            <wp:docPr id="2005080520" name="Picture 1"/>
+          <wp:inline distT="0" distB="0" distL="0" distR="0" wp14:anchorId="4298ACA1" wp14:editId="40117A19">
+            <wp:extent cx="6116320" cy="3641090"/>
+            <wp:effectExtent l="0" t="0" r="0" b="0"/>
+            <wp:docPr id="210240005" name="Picture 1"/>
             <wp:cNvGraphicFramePr>
               <a:graphicFrameLocks xmlns:a="http://schemas.openxmlformats.org/drawingml/2006/main" noChangeAspect="1"/>
             </wp:cNvGraphicFramePr>
@@ -754,7 +734,7 @@
               <a:graphicData uri="http://schemas.openxmlformats.org/drawingml/2006/picture">
                 <pic:pic xmlns:pic="http://schemas.openxmlformats.org/drawingml/2006/picture">
                   <pic:nvPicPr>
-                    <pic:cNvPr id="2005080520" name=""/>
+                    <pic:cNvPr id="210240005" name=""/>
                     <pic:cNvPicPr/>
                   </pic:nvPicPr>
                   <pic:blipFill>
@@ -766,7 +746,7 @@
                   <pic:spPr>
                     <a:xfrm>
                       <a:off x="0" y="0"/>
-                      <a:ext cx="6116320" cy="2149475"/>
+                      <a:ext cx="6116320" cy="3641090"/>
                     </a:xfrm>
                     <a:prstGeom prst="rect">
                       <a:avLst/>
@@ -807,7 +787,15 @@
         <w:t>2</w:t>
       </w:r>
       <w:r>
-        <w:t xml:space="preserve"> of Zorkish Adventure Game</w:t>
+        <w:t xml:space="preserve"> of </w:t>
+      </w:r>
+      <w:proofErr w:type="spellStart"/>
+      <w:r>
+        <w:t>Zorkish</w:t>
+      </w:r>
+      <w:proofErr w:type="spellEnd"/>
+      <w:r>
+        <w:t xml:space="preserve"> Adventure Game</w:t>
       </w:r>
     </w:p>
     <w:p/>
@@ -815,850 +803,22 @@
     <w:p>
       <w:pPr>
         <w:spacing w:line="360" w:lineRule="auto"/>
-        <w:rPr>
-          <w:b/>
-          <w:noProof/>
-          <w:color w:val="767171" w:themeColor="background2" w:themeShade="80"/>
-          <w:sz w:val="28"/>
-          <w:szCs w:val="28"/>
-        </w:rPr>
-      </w:pPr>
-      <w:r>
         <w:rPr>
           <w:b/>
           <w:color w:val="767171" w:themeColor="background2" w:themeShade="80"/>
           <w:sz w:val="28"/>
           <w:szCs w:val="28"/>
         </w:rPr>
-        <w:t>Developing State Class and StateManager</w:t>
-      </w:r>
-      <w:r>
-        <w:rPr>
-          <w:b/>
-          <w:color w:val="767171" w:themeColor="background2" w:themeShade="80"/>
-          <w:sz w:val="28"/>
-          <w:szCs w:val="28"/>
-        </w:rPr>
-        <w:t xml:space="preserve">: </w:t>
-      </w:r>
-    </w:p>
-    <w:p>
-      <w:pPr>
-        <w:spacing w:line="360" w:lineRule="auto"/>
-        <w:rPr>
-          <w:b/>
-          <w:noProof/>
-          <w:color w:val="767171" w:themeColor="background2" w:themeShade="80"/>
-          <w:sz w:val="28"/>
-          <w:szCs w:val="28"/>
-        </w:rPr>
-      </w:pPr>
-      <w:r>
-        <w:rPr>
-          <w:b/>
-          <w:noProof/>
-          <w:color w:val="767171" w:themeColor="background2" w:themeShade="80"/>
-          <w:sz w:val="28"/>
-          <w:szCs w:val="28"/>
-        </w:rPr>
-        <w:drawing>
-          <wp:inline distT="0" distB="0" distL="0" distR="0" wp14:anchorId="6BE914B1" wp14:editId="0A309B6B">
-            <wp:extent cx="3364992" cy="1539495"/>
-            <wp:effectExtent l="0" t="0" r="6985" b="3810"/>
-            <wp:docPr id="755550337" name="Picture 1"/>
-            <wp:cNvGraphicFramePr>
-              <a:graphicFrameLocks xmlns:a="http://schemas.openxmlformats.org/drawingml/2006/main" noChangeAspect="1"/>
-            </wp:cNvGraphicFramePr>
-            <a:graphic xmlns:a="http://schemas.openxmlformats.org/drawingml/2006/main">
-              <a:graphicData uri="http://schemas.openxmlformats.org/drawingml/2006/picture">
-                <pic:pic xmlns:pic="http://schemas.openxmlformats.org/drawingml/2006/picture">
-                  <pic:nvPicPr>
-                    <pic:cNvPr id="0" name="Picture 1"/>
-                    <pic:cNvPicPr>
-                      <a:picLocks noChangeAspect="1" noChangeArrowheads="1"/>
-                    </pic:cNvPicPr>
-                  </pic:nvPicPr>
-                  <pic:blipFill rotWithShape="1">
-                    <a:blip r:embed="rId8">
-                      <a:extLst>
-                        <a:ext uri="{28A0092B-C50C-407E-A947-70E740481C1C}">
-                          <a14:useLocalDpi xmlns:a14="http://schemas.microsoft.com/office/drawing/2010/main" val="0"/>
-                        </a:ext>
-                      </a:extLst>
-                    </a:blip>
-                    <a:srcRect l="6620" t="12023" r="6579" b="12574"/>
-                    <a:stretch/>
-                  </pic:blipFill>
-                  <pic:spPr bwMode="auto">
-                    <a:xfrm>
-                      <a:off x="0" y="0"/>
-                      <a:ext cx="3385347" cy="1548808"/>
-                    </a:xfrm>
-                    <a:prstGeom prst="rect">
-                      <a:avLst/>
-                    </a:prstGeom>
-                    <a:noFill/>
-                    <a:ln>
-                      <a:noFill/>
-                    </a:ln>
-                    <a:extLst>
-                      <a:ext uri="{53640926-AAD7-44D8-BBD7-CCE9431645EC}">
-                        <a14:shadowObscured xmlns:a14="http://schemas.microsoft.com/office/drawing/2010/main"/>
-                      </a:ext>
-                    </a:extLst>
-                  </pic:spPr>
-                </pic:pic>
-              </a:graphicData>
-            </a:graphic>
-          </wp:inline>
-        </w:drawing>
-      </w:r>
-    </w:p>
-    <w:p>
-      <w:pPr>
-        <w:spacing w:line="360" w:lineRule="auto"/>
-        <w:rPr>
-          <w:bCs/>
-          <w:noProof/>
-          <w:color w:val="000000" w:themeColor="text1"/>
-          <w:sz w:val="24"/>
-        </w:rPr>
-      </w:pPr>
-      <w:r>
-        <w:rPr>
-          <w:bCs/>
-          <w:noProof/>
-          <w:color w:val="000000" w:themeColor="text1"/>
-          <w:sz w:val="24"/>
-        </w:rPr>
-        <w:t>Based on my initial UML design the State header was created to estabilishes a clear methods that every state needs to initalize, run, terminate and handle inputs.</w:t>
-      </w:r>
-    </w:p>
-    <w:p>
-      <w:pPr>
-        <w:spacing w:line="360" w:lineRule="auto"/>
-        <w:rPr>
-          <w:b/>
-          <w:color w:val="767171" w:themeColor="background2" w:themeShade="80"/>
-          <w:sz w:val="28"/>
-          <w:szCs w:val="28"/>
-        </w:rPr>
-      </w:pPr>
-    </w:p>
-    <w:p>
-      <w:pPr>
-        <w:spacing w:line="360" w:lineRule="auto"/>
-        <w:rPr>
-          <w:b/>
-          <w:color w:val="767171" w:themeColor="background2" w:themeShade="80"/>
-          <w:sz w:val="28"/>
-          <w:szCs w:val="28"/>
-        </w:rPr>
-      </w:pPr>
-    </w:p>
-    <w:p>
-      <w:pPr>
-        <w:spacing w:line="360" w:lineRule="auto"/>
-        <w:rPr>
-          <w:b/>
-          <w:color w:val="767171" w:themeColor="background2" w:themeShade="80"/>
-          <w:sz w:val="28"/>
-          <w:szCs w:val="28"/>
-        </w:rPr>
       </w:pPr>
     </w:p>
     <w:p>
       <w:pPr>
         <w:spacing w:line="360" w:lineRule="auto"/>
         <w:jc w:val="both"/>
-        <w:rPr>
-          <w:bCs/>
-          <w:color w:val="000000" w:themeColor="text1"/>
-          <w:sz w:val="24"/>
-        </w:rPr>
-      </w:pPr>
-      <w:r>
-        <w:rPr>
-          <w:b/>
-          <w:noProof/>
-          <w:color w:val="767171" w:themeColor="background2" w:themeShade="80"/>
-          <w:sz w:val="28"/>
-          <w:szCs w:val="28"/>
-        </w:rPr>
-        <w:lastRenderedPageBreak/>
-        <w:drawing>
-          <wp:anchor distT="0" distB="0" distL="114300" distR="114300" simplePos="0" relativeHeight="251659264" behindDoc="0" locked="0" layoutInCell="1" allowOverlap="1" wp14:anchorId="7FCF724C" wp14:editId="4826204A">
-            <wp:simplePos x="0" y="0"/>
-            <wp:positionH relativeFrom="margin">
-              <wp:posOffset>3327400</wp:posOffset>
-            </wp:positionH>
-            <wp:positionV relativeFrom="paragraph">
-              <wp:posOffset>0</wp:posOffset>
-            </wp:positionV>
-            <wp:extent cx="2364740" cy="3279140"/>
-            <wp:effectExtent l="0" t="0" r="0" b="0"/>
-            <wp:wrapTopAndBottom/>
-            <wp:docPr id="2069948838" name="Picture 2"/>
-            <wp:cNvGraphicFramePr>
-              <a:graphicFrameLocks xmlns:a="http://schemas.openxmlformats.org/drawingml/2006/main" noChangeAspect="1"/>
-            </wp:cNvGraphicFramePr>
-            <a:graphic xmlns:a="http://schemas.openxmlformats.org/drawingml/2006/main">
-              <a:graphicData uri="http://schemas.openxmlformats.org/drawingml/2006/picture">
-                <pic:pic xmlns:pic="http://schemas.openxmlformats.org/drawingml/2006/picture">
-                  <pic:nvPicPr>
-                    <pic:cNvPr id="0" name="Picture 2"/>
-                    <pic:cNvPicPr>
-                      <a:picLocks noChangeAspect="1" noChangeArrowheads="1"/>
-                    </pic:cNvPicPr>
-                  </pic:nvPicPr>
-                  <pic:blipFill rotWithShape="1">
-                    <a:blip r:embed="rId9">
-                      <a:extLst>
-                        <a:ext uri="{28A0092B-C50C-407E-A947-70E740481C1C}">
-                          <a14:useLocalDpi xmlns:a14="http://schemas.microsoft.com/office/drawing/2010/main" val="0"/>
-                        </a:ext>
-                      </a:extLst>
-                    </a:blip>
-                    <a:srcRect l="6619" t="5054" r="7039" b="5466"/>
-                    <a:stretch/>
-                  </pic:blipFill>
-                  <pic:spPr bwMode="auto">
-                    <a:xfrm>
-                      <a:off x="0" y="0"/>
-                      <a:ext cx="2364740" cy="3279140"/>
-                    </a:xfrm>
-                    <a:prstGeom prst="rect">
-                      <a:avLst/>
-                    </a:prstGeom>
-                    <a:noFill/>
-                    <a:ln>
-                      <a:noFill/>
-                    </a:ln>
-                    <a:extLst>
-                      <a:ext uri="{53640926-AAD7-44D8-BBD7-CCE9431645EC}">
-                        <a14:shadowObscured xmlns:a14="http://schemas.microsoft.com/office/drawing/2010/main"/>
-                      </a:ext>
-                    </a:extLst>
-                  </pic:spPr>
-                </pic:pic>
-              </a:graphicData>
-            </a:graphic>
-            <wp14:sizeRelH relativeFrom="margin">
-              <wp14:pctWidth>0</wp14:pctWidth>
-            </wp14:sizeRelH>
-            <wp14:sizeRelV relativeFrom="margin">
-              <wp14:pctHeight>0</wp14:pctHeight>
-            </wp14:sizeRelV>
-          </wp:anchor>
-        </w:drawing>
-      </w:r>
-      <w:r>
-        <w:rPr>
-          <w:b/>
-          <w:noProof/>
-          <w:color w:val="767171" w:themeColor="background2" w:themeShade="80"/>
-          <w:sz w:val="28"/>
-          <w:szCs w:val="28"/>
-        </w:rPr>
-        <w:drawing>
-          <wp:anchor distT="0" distB="0" distL="114300" distR="114300" simplePos="0" relativeHeight="251658240" behindDoc="0" locked="0" layoutInCell="1" allowOverlap="1" wp14:anchorId="2EC70068" wp14:editId="67026B08">
-            <wp:simplePos x="0" y="0"/>
-            <wp:positionH relativeFrom="margin">
-              <wp:align>left</wp:align>
-            </wp:positionH>
-            <wp:positionV relativeFrom="paragraph">
-              <wp:posOffset>0</wp:posOffset>
-            </wp:positionV>
-            <wp:extent cx="2694305" cy="3256280"/>
-            <wp:effectExtent l="0" t="0" r="0" b="1270"/>
-            <wp:wrapTopAndBottom/>
-            <wp:docPr id="1616423376" name="Picture 4"/>
-            <wp:cNvGraphicFramePr>
-              <a:graphicFrameLocks xmlns:a="http://schemas.openxmlformats.org/drawingml/2006/main" noChangeAspect="1"/>
-            </wp:cNvGraphicFramePr>
-            <a:graphic xmlns:a="http://schemas.openxmlformats.org/drawingml/2006/main">
-              <a:graphicData uri="http://schemas.openxmlformats.org/drawingml/2006/picture">
-                <pic:pic xmlns:pic="http://schemas.openxmlformats.org/drawingml/2006/picture">
-                  <pic:nvPicPr>
-                    <pic:cNvPr id="0" name="Picture 4"/>
-                    <pic:cNvPicPr>
-                      <a:picLocks noChangeAspect="1" noChangeArrowheads="1"/>
-                    </pic:cNvPicPr>
-                  </pic:nvPicPr>
-                  <pic:blipFill rotWithShape="1">
-                    <a:blip r:embed="rId10">
-                      <a:extLst>
-                        <a:ext uri="{28A0092B-C50C-407E-A947-70E740481C1C}">
-                          <a14:useLocalDpi xmlns:a14="http://schemas.microsoft.com/office/drawing/2010/main" val="0"/>
-                        </a:ext>
-                      </a:extLst>
-                    </a:blip>
-                    <a:srcRect l="8777" t="8188" r="8772" b="8441"/>
-                    <a:stretch/>
-                  </pic:blipFill>
-                  <pic:spPr bwMode="auto">
-                    <a:xfrm>
-                      <a:off x="0" y="0"/>
-                      <a:ext cx="2710857" cy="3276407"/>
-                    </a:xfrm>
-                    <a:prstGeom prst="rect">
-                      <a:avLst/>
-                    </a:prstGeom>
-                    <a:noFill/>
-                    <a:ln>
-                      <a:noFill/>
-                    </a:ln>
-                    <a:extLst>
-                      <a:ext uri="{53640926-AAD7-44D8-BBD7-CCE9431645EC}">
-                        <a14:shadowObscured xmlns:a14="http://schemas.microsoft.com/office/drawing/2010/main"/>
-                      </a:ext>
-                    </a:extLst>
-                  </pic:spPr>
-                </pic:pic>
-              </a:graphicData>
-            </a:graphic>
-            <wp14:sizeRelH relativeFrom="margin">
-              <wp14:pctWidth>0</wp14:pctWidth>
-            </wp14:sizeRelH>
-            <wp14:sizeRelV relativeFrom="margin">
-              <wp14:pctHeight>0</wp14:pctHeight>
-            </wp14:sizeRelV>
-          </wp:anchor>
-        </w:drawing>
-      </w:r>
-      <w:r>
-        <w:rPr>
-          <w:b/>
-          <w:color w:val="767171" w:themeColor="background2" w:themeShade="80"/>
-          <w:sz w:val="28"/>
-          <w:szCs w:val="28"/>
-        </w:rPr>
-        <w:br/>
-      </w:r>
-      <w:r>
-        <w:rPr>
-          <w:bCs/>
-          <w:color w:val="000000" w:themeColor="text1"/>
-          <w:sz w:val="24"/>
-        </w:rPr>
-        <w:t>To manage these states, I created the StateManager that connects with the games main loop each state and therefore I use the currentstate to manage and store the current state of the game. StateManager handles state transitions as well with methods such as setState and changeState to make sure that one instance of StateManager exists at a time by using Singleton pattern.</w:t>
-      </w:r>
-    </w:p>
-    <w:p>
-      <w:pPr>
-        <w:spacing w:line="360" w:lineRule="auto"/>
-        <w:jc w:val="both"/>
-        <w:rPr>
-          <w:b/>
-          <w:color w:val="767171" w:themeColor="background2" w:themeShade="80"/>
-          <w:sz w:val="28"/>
-          <w:szCs w:val="28"/>
-        </w:rPr>
-      </w:pPr>
-    </w:p>
-    <w:p>
-      <w:pPr>
-        <w:spacing w:line="360" w:lineRule="auto"/>
-        <w:rPr>
-          <w:b/>
-          <w:color w:val="767171" w:themeColor="background2" w:themeShade="80"/>
-          <w:sz w:val="28"/>
-          <w:szCs w:val="28"/>
-        </w:rPr>
-      </w:pPr>
-      <w:r>
-        <w:rPr>
-          <w:b/>
-          <w:color w:val="767171" w:themeColor="background2" w:themeShade="80"/>
-          <w:sz w:val="28"/>
-          <w:szCs w:val="28"/>
-        </w:rPr>
-        <w:t>Developing Basic States</w:t>
-      </w:r>
-      <w:r>
-        <w:rPr>
-          <w:b/>
-          <w:color w:val="767171" w:themeColor="background2" w:themeShade="80"/>
-          <w:sz w:val="28"/>
-          <w:szCs w:val="28"/>
-        </w:rPr>
-        <w:t xml:space="preserve">: </w:t>
-      </w:r>
-    </w:p>
-    <w:p>
-      <w:pPr>
-        <w:spacing w:line="360" w:lineRule="auto"/>
-        <w:rPr>
-          <w:b/>
-          <w:noProof/>
-          <w:color w:val="767171" w:themeColor="background2" w:themeShade="80"/>
-          <w:sz w:val="28"/>
-          <w:szCs w:val="28"/>
-        </w:rPr>
-      </w:pPr>
-    </w:p>
-    <w:p>
-      <w:pPr>
-        <w:spacing w:line="360" w:lineRule="auto"/>
-        <w:jc w:val="both"/>
-        <w:rPr>
-          <w:bCs/>
-          <w:noProof/>
-          <w:color w:val="000000" w:themeColor="text1"/>
-          <w:sz w:val="24"/>
-        </w:rPr>
-      </w:pPr>
-      <w:r>
-        <w:rPr>
-          <w:bCs/>
-          <w:noProof/>
-          <w:color w:val="000000" w:themeColor="text1"/>
-          <w:sz w:val="24"/>
-        </w:rPr>
-        <w:t>When developing basic states such as Mainmenu, we use the header file for MainMenu to be the blueprint that inherits from State.h so does other states with their own header file that inherits from State.h as well as we want to make sure our code follows OOP design principles.</w:t>
-      </w:r>
-    </w:p>
-    <w:p>
-      <w:pPr>
-        <w:spacing w:line="360" w:lineRule="auto"/>
-        <w:jc w:val="both"/>
-        <w:rPr>
-          <w:bCs/>
-          <w:noProof/>
-          <w:color w:val="000000" w:themeColor="text1"/>
-          <w:sz w:val="24"/>
-        </w:rPr>
-      </w:pPr>
-      <w:r>
-        <w:rPr>
-          <w:bCs/>
-          <w:noProof/>
-          <w:color w:val="000000" w:themeColor="text1"/>
-          <w:sz w:val="24"/>
-        </w:rPr>
-        <w:drawing>
-          <wp:inline distT="0" distB="0" distL="0" distR="0" wp14:anchorId="2DAE3259" wp14:editId="01C76690">
-            <wp:extent cx="2340864" cy="1985761"/>
-            <wp:effectExtent l="0" t="0" r="2540" b="0"/>
-            <wp:docPr id="158297723" name="Picture 6"/>
-            <wp:cNvGraphicFramePr>
-              <a:graphicFrameLocks xmlns:a="http://schemas.openxmlformats.org/drawingml/2006/main" noChangeAspect="1"/>
-            </wp:cNvGraphicFramePr>
-            <a:graphic xmlns:a="http://schemas.openxmlformats.org/drawingml/2006/main">
-              <a:graphicData uri="http://schemas.openxmlformats.org/drawingml/2006/picture">
-                <pic:pic xmlns:pic="http://schemas.openxmlformats.org/drawingml/2006/picture">
-                  <pic:nvPicPr>
-                    <pic:cNvPr id="0" name="Picture 6"/>
-                    <pic:cNvPicPr>
-                      <a:picLocks noChangeAspect="1" noChangeArrowheads="1"/>
-                    </pic:cNvPicPr>
-                  </pic:nvPicPr>
-                  <pic:blipFill rotWithShape="1">
-                    <a:blip r:embed="rId11">
-                      <a:extLst>
-                        <a:ext uri="{28A0092B-C50C-407E-A947-70E740481C1C}">
-                          <a14:useLocalDpi xmlns:a14="http://schemas.microsoft.com/office/drawing/2010/main" val="0"/>
-                        </a:ext>
-                      </a:extLst>
-                    </a:blip>
-                    <a:srcRect l="9979" t="11261" r="9779" b="11935"/>
-                    <a:stretch/>
-                  </pic:blipFill>
-                  <pic:spPr bwMode="auto">
-                    <a:xfrm>
-                      <a:off x="0" y="0"/>
-                      <a:ext cx="2344431" cy="1988787"/>
-                    </a:xfrm>
-                    <a:prstGeom prst="rect">
-                      <a:avLst/>
-                    </a:prstGeom>
-                    <a:noFill/>
-                    <a:ln>
-                      <a:noFill/>
-                    </a:ln>
-                    <a:extLst>
-                      <a:ext uri="{53640926-AAD7-44D8-BBD7-CCE9431645EC}">
-                        <a14:shadowObscured xmlns:a14="http://schemas.microsoft.com/office/drawing/2010/main"/>
-                      </a:ext>
-                    </a:extLst>
-                  </pic:spPr>
-                </pic:pic>
-              </a:graphicData>
-            </a:graphic>
-          </wp:inline>
-        </w:drawing>
-      </w:r>
-    </w:p>
-    <w:p>
-      <w:pPr>
-        <w:spacing w:line="360" w:lineRule="auto"/>
-        <w:jc w:val="both"/>
-        <w:rPr>
-          <w:bCs/>
-          <w:color w:val="000000" w:themeColor="text1"/>
-          <w:sz w:val="24"/>
-        </w:rPr>
-      </w:pPr>
-      <w:r>
-        <w:rPr>
-          <w:b/>
-          <w:noProof/>
-          <w:color w:val="767171" w:themeColor="background2" w:themeShade="80"/>
-          <w:sz w:val="28"/>
-          <w:szCs w:val="28"/>
-        </w:rPr>
-        <w:lastRenderedPageBreak/>
-        <w:drawing>
-          <wp:anchor distT="0" distB="0" distL="114300" distR="114300" simplePos="0" relativeHeight="251660288" behindDoc="0" locked="0" layoutInCell="1" allowOverlap="1" wp14:anchorId="62DBE6FC" wp14:editId="30F595E3">
-            <wp:simplePos x="0" y="0"/>
-            <wp:positionH relativeFrom="margin">
-              <wp:align>left</wp:align>
-            </wp:positionH>
-            <wp:positionV relativeFrom="paragraph">
-              <wp:posOffset>0</wp:posOffset>
-            </wp:positionV>
-            <wp:extent cx="3230880" cy="4717415"/>
-            <wp:effectExtent l="0" t="0" r="7620" b="6985"/>
-            <wp:wrapSquare wrapText="bothSides"/>
-            <wp:docPr id="529678827" name="Picture 5"/>
-            <wp:cNvGraphicFramePr>
-              <a:graphicFrameLocks xmlns:a="http://schemas.openxmlformats.org/drawingml/2006/main" noChangeAspect="1"/>
-            </wp:cNvGraphicFramePr>
-            <a:graphic xmlns:a="http://schemas.openxmlformats.org/drawingml/2006/main">
-              <a:graphicData uri="http://schemas.openxmlformats.org/drawingml/2006/picture">
-                <pic:pic xmlns:pic="http://schemas.openxmlformats.org/drawingml/2006/picture">
-                  <pic:nvPicPr>
-                    <pic:cNvPr id="0" name="Picture 5"/>
-                    <pic:cNvPicPr>
-                      <a:picLocks noChangeAspect="1" noChangeArrowheads="1"/>
-                    </pic:cNvPicPr>
-                  </pic:nvPicPr>
-                  <pic:blipFill rotWithShape="1">
-                    <a:blip r:embed="rId12">
-                      <a:extLst>
-                        <a:ext uri="{28A0092B-C50C-407E-A947-70E740481C1C}">
-                          <a14:useLocalDpi xmlns:a14="http://schemas.microsoft.com/office/drawing/2010/main" val="0"/>
-                        </a:ext>
-                      </a:extLst>
-                    </a:blip>
-                    <a:srcRect l="4592" t="3516" r="5183" b="3648"/>
-                    <a:stretch/>
-                  </pic:blipFill>
-                  <pic:spPr bwMode="auto">
-                    <a:xfrm>
-                      <a:off x="0" y="0"/>
-                      <a:ext cx="3230880" cy="4717415"/>
-                    </a:xfrm>
-                    <a:prstGeom prst="rect">
-                      <a:avLst/>
-                    </a:prstGeom>
-                    <a:noFill/>
-                    <a:ln>
-                      <a:noFill/>
-                    </a:ln>
-                    <a:extLst>
-                      <a:ext uri="{53640926-AAD7-44D8-BBD7-CCE9431645EC}">
-                        <a14:shadowObscured xmlns:a14="http://schemas.microsoft.com/office/drawing/2010/main"/>
-                      </a:ext>
-                    </a:extLst>
-                  </pic:spPr>
-                </pic:pic>
-              </a:graphicData>
-            </a:graphic>
-            <wp14:sizeRelH relativeFrom="page">
-              <wp14:pctWidth>0</wp14:pctWidth>
-            </wp14:sizeRelH>
-            <wp14:sizeRelV relativeFrom="page">
-              <wp14:pctHeight>0</wp14:pctHeight>
-            </wp14:sizeRelV>
-          </wp:anchor>
-        </w:drawing>
-      </w:r>
-      <w:r>
-        <w:rPr>
-          <w:bCs/>
-          <w:color w:val="000000" w:themeColor="text1"/>
-          <w:sz w:val="24"/>
-        </w:rPr>
-        <w:t xml:space="preserve">The MainMenu class utilises the initialize method to present a list of options for the user, handleInput method processes the user inputs using switch case where options are 1 to 5 that </w:t>
-      </w:r>
-      <w:r>
-        <w:rPr>
-          <w:bCs/>
-          <w:color w:val="000000" w:themeColor="text1"/>
-          <w:sz w:val="24"/>
-        </w:rPr>
-        <w:t>correspond to switching between states or exiting the game.</w:t>
-      </w:r>
-      <w:r>
-        <w:rPr>
-          <w:bCs/>
-          <w:color w:val="000000" w:themeColor="text1"/>
-          <w:sz w:val="24"/>
-        </w:rPr>
-        <w:t xml:space="preserve"> Other states use similar initialization and handleInput methods that bring it back to MainMenu state.</w:t>
-      </w:r>
-    </w:p>
-    <w:p>
-      <w:pPr>
-        <w:spacing w:line="360" w:lineRule="auto"/>
-        <w:rPr>
-          <w:bCs/>
-          <w:color w:val="000000" w:themeColor="text1"/>
-          <w:sz w:val="24"/>
-        </w:rPr>
-      </w:pPr>
-    </w:p>
-    <w:p>
-      <w:pPr>
-        <w:spacing w:line="360" w:lineRule="auto"/>
-        <w:rPr>
-          <w:b/>
-          <w:color w:val="767171" w:themeColor="background2" w:themeShade="80"/>
-          <w:sz w:val="28"/>
-          <w:szCs w:val="28"/>
-        </w:rPr>
-      </w:pPr>
-    </w:p>
-    <w:p>
-      <w:pPr>
-        <w:spacing w:line="360" w:lineRule="auto"/>
-        <w:rPr>
-          <w:b/>
-          <w:color w:val="767171" w:themeColor="background2" w:themeShade="80"/>
-          <w:sz w:val="28"/>
-          <w:szCs w:val="28"/>
-        </w:rPr>
-      </w:pPr>
-    </w:p>
-    <w:p>
-      <w:pPr>
-        <w:spacing w:line="360" w:lineRule="auto"/>
-        <w:rPr>
-          <w:b/>
-          <w:color w:val="767171" w:themeColor="background2" w:themeShade="80"/>
-          <w:sz w:val="28"/>
-          <w:szCs w:val="28"/>
-        </w:rPr>
-      </w:pPr>
-    </w:p>
-    <w:p>
-      <w:pPr>
-        <w:spacing w:line="360" w:lineRule="auto"/>
-        <w:rPr>
-          <w:b/>
-          <w:color w:val="767171" w:themeColor="background2" w:themeShade="80"/>
-          <w:sz w:val="28"/>
-          <w:szCs w:val="28"/>
-        </w:rPr>
-      </w:pPr>
-    </w:p>
-    <w:p>
-      <w:pPr>
-        <w:spacing w:line="360" w:lineRule="auto"/>
-        <w:rPr>
-          <w:b/>
-          <w:color w:val="767171" w:themeColor="background2" w:themeShade="80"/>
-          <w:sz w:val="28"/>
-          <w:szCs w:val="28"/>
-        </w:rPr>
-      </w:pPr>
-    </w:p>
-    <w:p>
-      <w:pPr>
-        <w:spacing w:line="360" w:lineRule="auto"/>
-        <w:rPr>
-          <w:b/>
-          <w:color w:val="767171" w:themeColor="background2" w:themeShade="80"/>
-          <w:sz w:val="28"/>
-          <w:szCs w:val="28"/>
-        </w:rPr>
-      </w:pPr>
-    </w:p>
-    <w:p>
-      <w:pPr>
-        <w:spacing w:line="360" w:lineRule="auto"/>
-        <w:rPr>
-          <w:b/>
-          <w:color w:val="767171" w:themeColor="background2" w:themeShade="80"/>
-          <w:sz w:val="28"/>
-          <w:szCs w:val="28"/>
-        </w:rPr>
-      </w:pPr>
-    </w:p>
-    <w:p>
-      <w:pPr>
-        <w:spacing w:line="360" w:lineRule="auto"/>
-        <w:rPr>
-          <w:b/>
-          <w:color w:val="767171" w:themeColor="background2" w:themeShade="80"/>
-          <w:sz w:val="28"/>
-          <w:szCs w:val="28"/>
-        </w:rPr>
-      </w:pPr>
-    </w:p>
-    <w:p>
-      <w:pPr>
-        <w:spacing w:line="360" w:lineRule="auto"/>
-        <w:rPr>
-          <w:b/>
-          <w:color w:val="767171" w:themeColor="background2" w:themeShade="80"/>
-          <w:sz w:val="28"/>
-          <w:szCs w:val="28"/>
-        </w:rPr>
-      </w:pPr>
-      <w:r>
-        <w:rPr>
-          <w:b/>
-          <w:color w:val="767171" w:themeColor="background2" w:themeShade="80"/>
-          <w:sz w:val="28"/>
-          <w:szCs w:val="28"/>
-        </w:rPr>
-        <w:t>Gameplay</w:t>
-      </w:r>
-      <w:r>
-        <w:rPr>
-          <w:b/>
-          <w:color w:val="767171" w:themeColor="background2" w:themeShade="80"/>
-          <w:sz w:val="28"/>
-          <w:szCs w:val="28"/>
-        </w:rPr>
-        <w:t xml:space="preserve"> Phase</w:t>
-      </w:r>
-      <w:r>
-        <w:rPr>
-          <w:b/>
-          <w:color w:val="767171" w:themeColor="background2" w:themeShade="80"/>
-          <w:sz w:val="28"/>
-          <w:szCs w:val="28"/>
-        </w:rPr>
-        <w:t xml:space="preserve"> 1 </w:t>
-      </w:r>
-      <w:r>
-        <w:rPr>
-          <w:b/>
-          <w:color w:val="767171" w:themeColor="background2" w:themeShade="80"/>
-          <w:sz w:val="28"/>
-          <w:szCs w:val="28"/>
-        </w:rPr>
-        <w:t>Functionality:</w:t>
-      </w:r>
-      <w:r>
-        <w:rPr>
-          <w:b/>
-          <w:color w:val="767171" w:themeColor="background2" w:themeShade="80"/>
-          <w:sz w:val="28"/>
-          <w:szCs w:val="28"/>
-        </w:rPr>
-        <w:t xml:space="preserve"> </w:t>
-      </w:r>
-    </w:p>
-    <w:p>
-      <w:pPr>
-        <w:rPr>
-          <w:noProof/>
-        </w:rPr>
-      </w:pPr>
-    </w:p>
-    <w:p>
-      <w:pPr>
-        <w:spacing w:line="360" w:lineRule="auto"/>
-        <w:jc w:val="both"/>
-      </w:pPr>
-      <w:r>
-        <w:rPr>
-          <w:noProof/>
-        </w:rPr>
-        <w:drawing>
-          <wp:anchor distT="0" distB="0" distL="114300" distR="114300" simplePos="0" relativeHeight="251661312" behindDoc="0" locked="0" layoutInCell="1" allowOverlap="1" wp14:anchorId="7C91650F" wp14:editId="1D0B03B4">
-            <wp:simplePos x="0" y="0"/>
-            <wp:positionH relativeFrom="column">
-              <wp:posOffset>-243</wp:posOffset>
-            </wp:positionH>
-            <wp:positionV relativeFrom="paragraph">
-              <wp:posOffset>297</wp:posOffset>
-            </wp:positionV>
-            <wp:extent cx="3667327" cy="3086004"/>
-            <wp:effectExtent l="0" t="0" r="0" b="635"/>
-            <wp:wrapSquare wrapText="bothSides"/>
-            <wp:docPr id="1708141556" name="Picture 7"/>
-            <wp:cNvGraphicFramePr>
-              <a:graphicFrameLocks xmlns:a="http://schemas.openxmlformats.org/drawingml/2006/main" noChangeAspect="1"/>
-            </wp:cNvGraphicFramePr>
-            <a:graphic xmlns:a="http://schemas.openxmlformats.org/drawingml/2006/main">
-              <a:graphicData uri="http://schemas.openxmlformats.org/drawingml/2006/picture">
-                <pic:pic xmlns:pic="http://schemas.openxmlformats.org/drawingml/2006/picture">
-                  <pic:nvPicPr>
-                    <pic:cNvPr id="0" name="Picture 7"/>
-                    <pic:cNvPicPr>
-                      <a:picLocks noChangeAspect="1" noChangeArrowheads="1"/>
-                    </pic:cNvPicPr>
-                  </pic:nvPicPr>
-                  <pic:blipFill rotWithShape="1">
-                    <a:blip r:embed="rId13">
-                      <a:extLst>
-                        <a:ext uri="{28A0092B-C50C-407E-A947-70E740481C1C}">
-                          <a14:useLocalDpi xmlns:a14="http://schemas.microsoft.com/office/drawing/2010/main" val="0"/>
-                        </a:ext>
-                      </a:extLst>
-                    </a:blip>
-                    <a:srcRect l="4299" t="4503" r="5231" b="5802"/>
-                    <a:stretch/>
-                  </pic:blipFill>
-                  <pic:spPr bwMode="auto">
-                    <a:xfrm>
-                      <a:off x="0" y="0"/>
-                      <a:ext cx="3667327" cy="3086004"/>
-                    </a:xfrm>
-                    <a:prstGeom prst="rect">
-                      <a:avLst/>
-                    </a:prstGeom>
-                    <a:noFill/>
-                    <a:ln>
-                      <a:noFill/>
-                    </a:ln>
-                    <a:extLst>
-                      <a:ext uri="{53640926-AAD7-44D8-BBD7-CCE9431645EC}">
-                        <a14:shadowObscured xmlns:a14="http://schemas.microsoft.com/office/drawing/2010/main"/>
-                      </a:ext>
-                    </a:extLst>
-                  </pic:spPr>
-                </pic:pic>
-              </a:graphicData>
-            </a:graphic>
-          </wp:anchor>
-        </w:drawing>
-      </w:r>
-      <w:r>
-        <w:t xml:space="preserve">Since Gameplay State was mostly a placeholder and for testing purposes only. I implemented the Phase 1 requirement which didn’t want us to implement anything to complex such as saving feature and Gameplay class uses enter method to set the scene as Void World for the player and only accepts commands </w:t>
-      </w:r>
-      <w:r>
-        <w:t>“</w:t>
-      </w:r>
-      <w:r>
-        <w:t>quit</w:t>
-      </w:r>
-      <w:r>
-        <w:t>”</w:t>
-      </w:r>
-      <w:r>
-        <w:t xml:space="preserve"> and </w:t>
-      </w:r>
-      <w:r>
-        <w:t>“</w:t>
-      </w:r>
-      <w:r>
-        <w:t>hiscore</w:t>
-      </w:r>
-      <w:r>
-        <w:t>”</w:t>
-      </w:r>
-      <w:r>
-        <w:t xml:space="preserve"> with hardcoded results.</w:t>
-      </w:r>
+      </w:pPr>
     </w:p>
     <w:sectPr>
-      <w:headerReference w:type="default" r:id="rId14"/>
+      <w:headerReference w:type="default" r:id="rId8"/>
       <w:pgSz w:w="11900" w:h="16840"/>
       <w:pgMar w:top="1440" w:right="1134" w:bottom="1440" w:left="1134" w:header="709" w:footer="709" w:gutter="0"/>
       <w:cols w:space="708"/>

--- a/12 - Spike - Command Pattern/Task 12 - Lab Spike Report.docx
+++ b/12 - Spike - Command Pattern/Task 12 - Lab Spike Report.docx
@@ -140,7 +140,25 @@
           <w:sz w:val="24"/>
           <w:szCs w:val="24"/>
         </w:rPr>
-        <w:t>The goal of this spike task is to demonstrate my ability to collect and analyse software performance data while applying my knowledge in comparing and evaluating functions, IDE and complier settings.</w:t>
+        <w:t xml:space="preserve">The goal of this spike task is to demonstrate my ability to collect and analyse software performance data while applying my knowledge in comparing and evaluating functions, </w:t>
+      </w:r>
+      <w:proofErr w:type="gramStart"/>
+      <w:r>
+        <w:rPr>
+          <w:rStyle w:val="SubtleReference"/>
+          <w:sz w:val="24"/>
+          <w:szCs w:val="24"/>
+        </w:rPr>
+        <w:t>IDE</w:t>
+      </w:r>
+      <w:proofErr w:type="gramEnd"/>
+      <w:r>
+        <w:rPr>
+          <w:rStyle w:val="SubtleReference"/>
+          <w:sz w:val="24"/>
+          <w:szCs w:val="24"/>
+        </w:rPr>
+        <w:t xml:space="preserve"> and complier settings.</w:t>
       </w:r>
     </w:p>
     <w:p>
@@ -247,18 +265,48 @@
           <w:sz w:val="24"/>
           <w:szCs w:val="24"/>
         </w:rPr>
-        <w:t xml:space="preserve"> - Spike - </w:t>
-      </w:r>
-      <w:proofErr w:type="spellStart"/>
-      <w:r>
-        <w:rPr>
-          <w:rStyle w:val="SubtleReference"/>
-          <w:sz w:val="24"/>
-          <w:szCs w:val="24"/>
-        </w:rPr>
-        <w:t>CommandPattern</w:t>
-      </w:r>
-      <w:proofErr w:type="spellEnd"/>
+        <w:t xml:space="preserve"> - Spike </w:t>
+      </w:r>
+      <w:r>
+        <w:rPr>
+          <w:rStyle w:val="SubtleReference"/>
+          <w:sz w:val="24"/>
+          <w:szCs w:val="24"/>
+        </w:rPr>
+        <w:t>–</w:t>
+      </w:r>
+      <w:r>
+        <w:rPr>
+          <w:rStyle w:val="SubtleReference"/>
+          <w:sz w:val="24"/>
+          <w:szCs w:val="24"/>
+        </w:rPr>
+        <w:t xml:space="preserve"> </w:t>
+      </w:r>
+      <w:r>
+        <w:rPr>
+          <w:rStyle w:val="SubtleReference"/>
+          <w:sz w:val="24"/>
+          <w:szCs w:val="24"/>
+        </w:rPr>
+        <w:t>Command</w:t>
+      </w:r>
+      <w:r>
+        <w:rPr>
+          <w:rStyle w:val="SubtleReference"/>
+          <w:sz w:val="24"/>
+          <w:szCs w:val="24"/>
+        </w:rPr>
+        <w:t xml:space="preserve"> </w:t>
+      </w:r>
+      <w:r>
+        <w:rPr>
+          <w:rStyle w:val="SubtleReference"/>
+          <w:sz w:val="24"/>
+          <w:szCs w:val="24"/>
+        </w:rPr>
+        <w:t>Pattern</w:t>
+      </w:r>
       <w:r>
         <w:rPr>
           <w:rStyle w:val="SubtleReference"/>
@@ -723,8 +771,8 @@
       </w:pPr>
       <w:r>
         <w:drawing>
-          <wp:inline distT="0" distB="0" distL="0" distR="0" wp14:anchorId="4298ACA1" wp14:editId="40117A19">
-            <wp:extent cx="6116320" cy="3641090"/>
+          <wp:inline distT="0" distB="0" distL="0" distR="0" wp14:anchorId="4298ACA1" wp14:editId="4EDF2F9F">
+            <wp:extent cx="5410200" cy="3220732"/>
             <wp:effectExtent l="0" t="0" r="0" b="0"/>
             <wp:docPr id="210240005" name="Picture 1"/>
             <wp:cNvGraphicFramePr>
@@ -746,7 +794,7 @@
                   <pic:spPr>
                     <a:xfrm>
                       <a:off x="0" y="0"/>
-                      <a:ext cx="6116320" cy="3641090"/>
+                      <a:ext cx="5416561" cy="3224519"/>
                     </a:xfrm>
                     <a:prstGeom prst="rect">
                       <a:avLst/>
@@ -766,14 +814,27 @@
       <w:r>
         <w:t xml:space="preserve">Figure </w:t>
       </w:r>
-      <w:fldSimple w:instr=" SEQ Figure \* ARABIC ">
-        <w:r>
-          <w:rPr>
-            <w:noProof/>
-          </w:rPr>
-          <w:t>1</w:t>
-        </w:r>
-      </w:fldSimple>
+      <w:r>
+        <w:fldChar w:fldCharType="begin"/>
+      </w:r>
+      <w:r>
+        <w:instrText xml:space="preserve"> SEQ Figure \* ARABIC </w:instrText>
+      </w:r>
+      <w:r>
+        <w:fldChar w:fldCharType="separate"/>
+      </w:r>
+      <w:r>
+        <w:rPr>
+          <w:noProof/>
+        </w:rPr>
+        <w:t>1</w:t>
+      </w:r>
+      <w:r>
+        <w:rPr>
+          <w:noProof/>
+        </w:rPr>
+        <w:fldChar w:fldCharType="end"/>
+      </w:r>
       <w:r>
         <w:t xml:space="preserve"> : </w:t>
       </w:r>
@@ -810,15 +871,934 @@
           <w:szCs w:val="28"/>
         </w:rPr>
       </w:pPr>
-    </w:p>
-    <w:p>
-      <w:pPr>
-        <w:spacing w:line="360" w:lineRule="auto"/>
-        <w:jc w:val="both"/>
-      </w:pPr>
+      <w:r>
+        <w:rPr>
+          <w:b/>
+          <w:noProof/>
+          <w:color w:val="767171" w:themeColor="background2" w:themeShade="80"/>
+          <w:sz w:val="28"/>
+          <w:szCs w:val="28"/>
+        </w:rPr>
+        <w:drawing>
+          <wp:anchor distT="0" distB="0" distL="114300" distR="114300" simplePos="0" relativeHeight="251658240" behindDoc="0" locked="0" layoutInCell="1" allowOverlap="1" wp14:anchorId="3F310206" wp14:editId="695847D8">
+            <wp:simplePos x="0" y="0"/>
+            <wp:positionH relativeFrom="column">
+              <wp:posOffset>41910</wp:posOffset>
+            </wp:positionH>
+            <wp:positionV relativeFrom="paragraph">
+              <wp:posOffset>308610</wp:posOffset>
+            </wp:positionV>
+            <wp:extent cx="2591435" cy="2773680"/>
+            <wp:effectExtent l="0" t="0" r="0" b="7620"/>
+            <wp:wrapSquare wrapText="bothSides"/>
+            <wp:docPr id="110272363" name="Picture 2" descr="A screen shot of a computer program&#10;&#10;Description automatically generated"/>
+            <wp:cNvGraphicFramePr>
+              <a:graphicFrameLocks xmlns:a="http://schemas.openxmlformats.org/drawingml/2006/main" noChangeAspect="1"/>
+            </wp:cNvGraphicFramePr>
+            <a:graphic xmlns:a="http://schemas.openxmlformats.org/drawingml/2006/main">
+              <a:graphicData uri="http://schemas.openxmlformats.org/drawingml/2006/picture">
+                <pic:pic xmlns:pic="http://schemas.openxmlformats.org/drawingml/2006/picture">
+                  <pic:nvPicPr>
+                    <pic:cNvPr id="110272363" name="Picture 2" descr="A screen shot of a computer program&#10;&#10;Description automatically generated"/>
+                    <pic:cNvPicPr>
+                      <a:picLocks noChangeAspect="1" noChangeArrowheads="1"/>
+                    </pic:cNvPicPr>
+                  </pic:nvPicPr>
+                  <pic:blipFill rotWithShape="1">
+                    <a:blip r:embed="rId8">
+                      <a:extLst>
+                        <a:ext uri="{28A0092B-C50C-407E-A947-70E740481C1C}">
+                          <a14:useLocalDpi xmlns:a14="http://schemas.microsoft.com/office/drawing/2010/main" val="0"/>
+                        </a:ext>
+                      </a:extLst>
+                    </a:blip>
+                    <a:srcRect l="11471" t="8781" r="7730" b="29074"/>
+                    <a:stretch/>
+                  </pic:blipFill>
+                  <pic:spPr bwMode="auto">
+                    <a:xfrm>
+                      <a:off x="0" y="0"/>
+                      <a:ext cx="2591435" cy="2773680"/>
+                    </a:xfrm>
+                    <a:prstGeom prst="rect">
+                      <a:avLst/>
+                    </a:prstGeom>
+                    <a:noFill/>
+                    <a:ln>
+                      <a:noFill/>
+                    </a:ln>
+                    <a:extLst>
+                      <a:ext uri="{53640926-AAD7-44D8-BBD7-CCE9431645EC}">
+                        <a14:shadowObscured xmlns:a14="http://schemas.microsoft.com/office/drawing/2010/main"/>
+                      </a:ext>
+                    </a:extLst>
+                  </pic:spPr>
+                </pic:pic>
+              </a:graphicData>
+            </a:graphic>
+            <wp14:sizeRelH relativeFrom="margin">
+              <wp14:pctWidth>0</wp14:pctWidth>
+            </wp14:sizeRelH>
+            <wp14:sizeRelV relativeFrom="margin">
+              <wp14:pctHeight>0</wp14:pctHeight>
+            </wp14:sizeRelV>
+          </wp:anchor>
+        </w:drawing>
+      </w:r>
+      <w:r>
+        <w:rPr>
+          <w:b/>
+          <w:color w:val="767171" w:themeColor="background2" w:themeShade="80"/>
+          <w:sz w:val="28"/>
+          <w:szCs w:val="28"/>
+        </w:rPr>
+        <w:t xml:space="preserve">Implementing </w:t>
+      </w:r>
+      <w:proofErr w:type="spellStart"/>
+      <w:r>
+        <w:rPr>
+          <w:b/>
+          <w:color w:val="767171" w:themeColor="background2" w:themeShade="80"/>
+          <w:sz w:val="28"/>
+          <w:szCs w:val="28"/>
+        </w:rPr>
+        <w:t>GameWorld</w:t>
+      </w:r>
+      <w:proofErr w:type="spellEnd"/>
+      <w:r>
+        <w:rPr>
+          <w:b/>
+          <w:color w:val="767171" w:themeColor="background2" w:themeShade="80"/>
+          <w:sz w:val="28"/>
+          <w:szCs w:val="28"/>
+        </w:rPr>
+        <w:t>:</w:t>
+      </w:r>
+    </w:p>
+    <w:p>
+      <w:pPr>
+        <w:spacing w:line="360" w:lineRule="auto"/>
+        <w:jc w:val="both"/>
+        <w:rPr>
+          <w:b/>
+          <w:noProof/>
+          <w:color w:val="000000" w:themeColor="text1"/>
+          <w:sz w:val="24"/>
+        </w:rPr>
+      </w:pPr>
+      <w:r>
+        <w:rPr>
+          <w:b/>
+          <w:noProof/>
+          <w:color w:val="000000" w:themeColor="text1"/>
+          <w:sz w:val="24"/>
+        </w:rPr>
+        <w:t>We modified SelectAdventure to be able to read from our .JSON file that consists of data regarding our locations with connections and items stored in them.</w:t>
+      </w:r>
+    </w:p>
+    <w:p>
+      <w:pPr>
+        <w:spacing w:line="360" w:lineRule="auto"/>
+        <w:jc w:val="both"/>
+        <w:rPr>
+          <w:b/>
+          <w:noProof/>
+          <w:color w:val="000000" w:themeColor="text1"/>
+          <w:sz w:val="24"/>
+        </w:rPr>
+      </w:pPr>
+    </w:p>
+    <w:p>
+      <w:pPr>
+        <w:spacing w:line="360" w:lineRule="auto"/>
+        <w:jc w:val="both"/>
+        <w:rPr>
+          <w:b/>
+          <w:noProof/>
+          <w:color w:val="767171" w:themeColor="background2" w:themeShade="80"/>
+          <w:sz w:val="28"/>
+          <w:szCs w:val="28"/>
+        </w:rPr>
+      </w:pPr>
+      <w:r>
+        <w:rPr>
+          <w:b/>
+          <w:noProof/>
+          <w:color w:val="767171" w:themeColor="background2" w:themeShade="80"/>
+          <w:sz w:val="28"/>
+          <w:szCs w:val="28"/>
+        </w:rPr>
+        <w:lastRenderedPageBreak/>
+        <w:drawing>
+          <wp:anchor distT="0" distB="0" distL="114300" distR="114300" simplePos="0" relativeHeight="251659264" behindDoc="0" locked="0" layoutInCell="1" allowOverlap="1" wp14:anchorId="51C623EA" wp14:editId="694FAA9B">
+            <wp:simplePos x="0" y="0"/>
+            <wp:positionH relativeFrom="column">
+              <wp:posOffset>-3810</wp:posOffset>
+            </wp:positionH>
+            <wp:positionV relativeFrom="paragraph">
+              <wp:posOffset>0</wp:posOffset>
+            </wp:positionV>
+            <wp:extent cx="2773680" cy="8260080"/>
+            <wp:effectExtent l="0" t="0" r="7620" b="7620"/>
+            <wp:wrapThrough wrapText="bothSides">
+              <wp:wrapPolygon edited="0">
+                <wp:start x="0" y="0"/>
+                <wp:lineTo x="0" y="21570"/>
+                <wp:lineTo x="21511" y="21570"/>
+                <wp:lineTo x="21511" y="0"/>
+                <wp:lineTo x="0" y="0"/>
+              </wp:wrapPolygon>
+            </wp:wrapThrough>
+            <wp:docPr id="1733090070" name="Picture 1"/>
+            <wp:cNvGraphicFramePr>
+              <a:graphicFrameLocks xmlns:a="http://schemas.openxmlformats.org/drawingml/2006/main" noChangeAspect="1"/>
+            </wp:cNvGraphicFramePr>
+            <a:graphic xmlns:a="http://schemas.openxmlformats.org/drawingml/2006/main">
+              <a:graphicData uri="http://schemas.openxmlformats.org/drawingml/2006/picture">
+                <pic:pic xmlns:pic="http://schemas.openxmlformats.org/drawingml/2006/picture">
+                  <pic:nvPicPr>
+                    <pic:cNvPr id="0" name="Picture 1"/>
+                    <pic:cNvPicPr>
+                      <a:picLocks noChangeAspect="1" noChangeArrowheads="1"/>
+                    </pic:cNvPicPr>
+                  </pic:nvPicPr>
+                  <pic:blipFill rotWithShape="1">
+                    <a:blip r:embed="rId9">
+                      <a:extLst>
+                        <a:ext uri="{28A0092B-C50C-407E-A947-70E740481C1C}">
+                          <a14:useLocalDpi xmlns:a14="http://schemas.microsoft.com/office/drawing/2010/main" val="0"/>
+                        </a:ext>
+                      </a:extLst>
+                    </a:blip>
+                    <a:srcRect l="11947" t="3093" r="7522" b="3780"/>
+                    <a:stretch/>
+                  </pic:blipFill>
+                  <pic:spPr bwMode="auto">
+                    <a:xfrm>
+                      <a:off x="0" y="0"/>
+                      <a:ext cx="2773680" cy="8260080"/>
+                    </a:xfrm>
+                    <a:prstGeom prst="rect">
+                      <a:avLst/>
+                    </a:prstGeom>
+                    <a:noFill/>
+                    <a:ln>
+                      <a:noFill/>
+                    </a:ln>
+                    <a:extLst>
+                      <a:ext uri="{53640926-AAD7-44D8-BBD7-CCE9431645EC}">
+                        <a14:shadowObscured xmlns:a14="http://schemas.microsoft.com/office/drawing/2010/main"/>
+                      </a:ext>
+                    </a:extLst>
+                  </pic:spPr>
+                </pic:pic>
+              </a:graphicData>
+            </a:graphic>
+          </wp:anchor>
+        </w:drawing>
+      </w:r>
+      <w:r>
+        <w:rPr>
+          <w:b/>
+          <w:color w:val="000000" w:themeColor="text1"/>
+          <w:sz w:val="24"/>
+        </w:rPr>
+        <w:t xml:space="preserve">We use </w:t>
+      </w:r>
+      <w:proofErr w:type="spellStart"/>
+      <w:r>
+        <w:rPr>
+          <w:b/>
+          <w:color w:val="000000" w:themeColor="text1"/>
+          <w:sz w:val="24"/>
+        </w:rPr>
+        <w:t>GameWorld</w:t>
+      </w:r>
+      <w:proofErr w:type="spellEnd"/>
+      <w:r>
+        <w:rPr>
+          <w:b/>
+          <w:color w:val="000000" w:themeColor="text1"/>
+          <w:sz w:val="24"/>
+        </w:rPr>
+        <w:t xml:space="preserve"> </w:t>
+      </w:r>
+      <w:r>
+        <w:rPr>
+          <w:b/>
+          <w:color w:val="000000" w:themeColor="text1"/>
+          <w:sz w:val="24"/>
+        </w:rPr>
+        <w:t xml:space="preserve">to act as a central hub for our game’s world which handles player’s inventory, location, movement, player input, updating and rendering regarding game states. </w:t>
+      </w:r>
+      <w:proofErr w:type="spellStart"/>
+      <w:r>
+        <w:rPr>
+          <w:b/>
+          <w:color w:val="000000" w:themeColor="text1"/>
+          <w:sz w:val="24"/>
+        </w:rPr>
+        <w:t>GameWorld</w:t>
+      </w:r>
+      <w:proofErr w:type="spellEnd"/>
+      <w:r>
+        <w:rPr>
+          <w:b/>
+          <w:color w:val="000000" w:themeColor="text1"/>
+          <w:sz w:val="24"/>
+        </w:rPr>
+        <w:t xml:space="preserve"> is initialised by using our JSON file data where it creates and store’s locations, initialises player inventory and starting location and most importantly handles player commands.</w:t>
+      </w:r>
+    </w:p>
+    <w:p>
+      <w:pPr>
+        <w:spacing w:line="360" w:lineRule="auto"/>
+        <w:rPr>
+          <w:b/>
+          <w:noProof/>
+          <w:color w:val="767171" w:themeColor="background2" w:themeShade="80"/>
+          <w:sz w:val="28"/>
+          <w:szCs w:val="28"/>
+        </w:rPr>
+      </w:pPr>
+    </w:p>
+    <w:p>
+      <w:pPr>
+        <w:spacing w:line="360" w:lineRule="auto"/>
+        <w:rPr>
+          <w:b/>
+          <w:color w:val="767171" w:themeColor="background2" w:themeShade="80"/>
+          <w:sz w:val="28"/>
+          <w:szCs w:val="28"/>
+        </w:rPr>
+      </w:pPr>
+    </w:p>
+    <w:p>
+      <w:pPr>
+        <w:spacing w:line="360" w:lineRule="auto"/>
+        <w:rPr>
+          <w:b/>
+          <w:color w:val="767171" w:themeColor="background2" w:themeShade="80"/>
+          <w:sz w:val="28"/>
+          <w:szCs w:val="28"/>
+        </w:rPr>
+      </w:pPr>
+    </w:p>
+    <w:p>
+      <w:pPr>
+        <w:spacing w:line="360" w:lineRule="auto"/>
+        <w:jc w:val="both"/>
+      </w:pPr>
+    </w:p>
+    <w:p>
+      <w:pPr>
+        <w:spacing w:line="360" w:lineRule="auto"/>
+        <w:jc w:val="both"/>
+      </w:pPr>
+    </w:p>
+    <w:p>
+      <w:pPr>
+        <w:spacing w:line="360" w:lineRule="auto"/>
+        <w:jc w:val="both"/>
+      </w:pPr>
+    </w:p>
+    <w:p>
+      <w:pPr>
+        <w:spacing w:line="360" w:lineRule="auto"/>
+        <w:jc w:val="both"/>
+      </w:pPr>
+    </w:p>
+    <w:p>
+      <w:pPr>
+        <w:spacing w:line="360" w:lineRule="auto"/>
+        <w:jc w:val="both"/>
+      </w:pPr>
+    </w:p>
+    <w:p>
+      <w:pPr>
+        <w:spacing w:line="360" w:lineRule="auto"/>
+        <w:jc w:val="both"/>
+      </w:pPr>
+    </w:p>
+    <w:p>
+      <w:pPr>
+        <w:spacing w:line="360" w:lineRule="auto"/>
+        <w:jc w:val="both"/>
+      </w:pPr>
+    </w:p>
+    <w:p>
+      <w:pPr>
+        <w:spacing w:line="360" w:lineRule="auto"/>
+        <w:jc w:val="both"/>
+      </w:pPr>
+    </w:p>
+    <w:p>
+      <w:pPr>
+        <w:spacing w:line="360" w:lineRule="auto"/>
+        <w:jc w:val="both"/>
+      </w:pPr>
+    </w:p>
+    <w:p>
+      <w:pPr>
+        <w:spacing w:line="360" w:lineRule="auto"/>
+        <w:jc w:val="both"/>
+      </w:pPr>
+    </w:p>
+    <w:p>
+      <w:pPr>
+        <w:spacing w:line="360" w:lineRule="auto"/>
+        <w:jc w:val="both"/>
+      </w:pPr>
+    </w:p>
+    <w:p>
+      <w:pPr>
+        <w:spacing w:line="360" w:lineRule="auto"/>
+        <w:jc w:val="both"/>
+      </w:pPr>
+    </w:p>
+    <w:p>
+      <w:pPr>
+        <w:spacing w:line="360" w:lineRule="auto"/>
+        <w:jc w:val="both"/>
+      </w:pPr>
+    </w:p>
+    <w:p>
+      <w:pPr>
+        <w:spacing w:line="360" w:lineRule="auto"/>
+        <w:jc w:val="both"/>
+      </w:pPr>
+    </w:p>
+    <w:p>
+      <w:pPr>
+        <w:spacing w:line="360" w:lineRule="auto"/>
+        <w:jc w:val="both"/>
+      </w:pPr>
+    </w:p>
+    <w:p>
+      <w:pPr>
+        <w:spacing w:line="360" w:lineRule="auto"/>
+        <w:jc w:val="both"/>
+      </w:pPr>
+    </w:p>
+    <w:p>
+      <w:pPr>
+        <w:spacing w:line="360" w:lineRule="auto"/>
+        <w:jc w:val="both"/>
+      </w:pPr>
+    </w:p>
+    <w:p>
+      <w:pPr>
+        <w:spacing w:line="360" w:lineRule="auto"/>
+        <w:jc w:val="both"/>
+      </w:pPr>
+    </w:p>
+    <w:p>
+      <w:pPr>
+        <w:spacing w:line="360" w:lineRule="auto"/>
+        <w:jc w:val="both"/>
+      </w:pPr>
+    </w:p>
+    <w:p>
+      <w:pPr>
+        <w:spacing w:line="360" w:lineRule="auto"/>
+        <w:jc w:val="both"/>
+      </w:pPr>
+    </w:p>
+    <w:p>
+      <w:pPr>
+        <w:spacing w:line="360" w:lineRule="auto"/>
+        <w:jc w:val="both"/>
+      </w:pPr>
+    </w:p>
+    <w:p>
+      <w:pPr>
+        <w:spacing w:line="360" w:lineRule="auto"/>
+        <w:jc w:val="both"/>
+      </w:pPr>
+    </w:p>
+    <w:p>
+      <w:pPr>
+        <w:spacing w:line="360" w:lineRule="auto"/>
+        <w:jc w:val="both"/>
+      </w:pPr>
+    </w:p>
+    <w:p>
+      <w:pPr>
+        <w:spacing w:line="360" w:lineRule="auto"/>
+        <w:jc w:val="both"/>
+      </w:pPr>
+    </w:p>
+    <w:p>
+      <w:pPr>
+        <w:spacing w:line="360" w:lineRule="auto"/>
+        <w:jc w:val="both"/>
+      </w:pPr>
+    </w:p>
+    <w:p>
+      <w:pPr>
+        <w:spacing w:line="360" w:lineRule="auto"/>
+        <w:rPr>
+          <w:b/>
+          <w:noProof/>
+          <w:color w:val="767171" w:themeColor="background2" w:themeShade="80"/>
+          <w:sz w:val="28"/>
+          <w:szCs w:val="28"/>
+        </w:rPr>
+      </w:pPr>
+      <w:r>
+        <w:rPr>
+          <w:b/>
+          <w:noProof/>
+          <w:color w:val="767171" w:themeColor="background2" w:themeShade="80"/>
+          <w:sz w:val="28"/>
+          <w:szCs w:val="28"/>
+        </w:rPr>
+        <w:lastRenderedPageBreak/>
+        <w:drawing>
+          <wp:anchor distT="0" distB="0" distL="114300" distR="114300" simplePos="0" relativeHeight="251661312" behindDoc="0" locked="0" layoutInCell="1" allowOverlap="1" wp14:anchorId="695ADD98" wp14:editId="0E29F5AA">
+            <wp:simplePos x="0" y="0"/>
+            <wp:positionH relativeFrom="margin">
+              <wp:align>center</wp:align>
+            </wp:positionH>
+            <wp:positionV relativeFrom="paragraph">
+              <wp:posOffset>396240</wp:posOffset>
+            </wp:positionV>
+            <wp:extent cx="3855720" cy="2581910"/>
+            <wp:effectExtent l="0" t="0" r="0" b="8890"/>
+            <wp:wrapTopAndBottom/>
+            <wp:docPr id="969181552" name="Picture 3"/>
+            <wp:cNvGraphicFramePr>
+              <a:graphicFrameLocks xmlns:a="http://schemas.openxmlformats.org/drawingml/2006/main" noChangeAspect="1"/>
+            </wp:cNvGraphicFramePr>
+            <a:graphic xmlns:a="http://schemas.openxmlformats.org/drawingml/2006/main">
+              <a:graphicData uri="http://schemas.openxmlformats.org/drawingml/2006/picture">
+                <pic:pic xmlns:pic="http://schemas.openxmlformats.org/drawingml/2006/picture">
+                  <pic:nvPicPr>
+                    <pic:cNvPr id="0" name="Picture 3"/>
+                    <pic:cNvPicPr>
+                      <a:picLocks noChangeAspect="1" noChangeArrowheads="1"/>
+                    </pic:cNvPicPr>
+                  </pic:nvPicPr>
+                  <pic:blipFill rotWithShape="1">
+                    <a:blip r:embed="rId10">
+                      <a:extLst>
+                        <a:ext uri="{28A0092B-C50C-407E-A947-70E740481C1C}">
+                          <a14:useLocalDpi xmlns:a14="http://schemas.microsoft.com/office/drawing/2010/main" val="0"/>
+                        </a:ext>
+                      </a:extLst>
+                    </a:blip>
+                    <a:srcRect l="8479" t="11724" r="9228" b="12070"/>
+                    <a:stretch/>
+                  </pic:blipFill>
+                  <pic:spPr bwMode="auto">
+                    <a:xfrm>
+                      <a:off x="0" y="0"/>
+                      <a:ext cx="3855720" cy="2581910"/>
+                    </a:xfrm>
+                    <a:prstGeom prst="rect">
+                      <a:avLst/>
+                    </a:prstGeom>
+                    <a:noFill/>
+                    <a:ln>
+                      <a:noFill/>
+                    </a:ln>
+                    <a:extLst>
+                      <a:ext uri="{53640926-AAD7-44D8-BBD7-CCE9431645EC}">
+                        <a14:shadowObscured xmlns:a14="http://schemas.microsoft.com/office/drawing/2010/main"/>
+                      </a:ext>
+                    </a:extLst>
+                  </pic:spPr>
+                </pic:pic>
+              </a:graphicData>
+            </a:graphic>
+            <wp14:sizeRelH relativeFrom="margin">
+              <wp14:pctWidth>0</wp14:pctWidth>
+            </wp14:sizeRelH>
+            <wp14:sizeRelV relativeFrom="margin">
+              <wp14:pctHeight>0</wp14:pctHeight>
+            </wp14:sizeRelV>
+          </wp:anchor>
+        </w:drawing>
+      </w:r>
+      <w:r>
+        <w:rPr>
+          <w:b/>
+          <w:color w:val="767171" w:themeColor="background2" w:themeShade="80"/>
+          <w:sz w:val="28"/>
+          <w:szCs w:val="28"/>
+        </w:rPr>
+        <w:t xml:space="preserve">Implementing </w:t>
+      </w:r>
+      <w:r>
+        <w:rPr>
+          <w:b/>
+          <w:color w:val="767171" w:themeColor="background2" w:themeShade="80"/>
+          <w:sz w:val="28"/>
+          <w:szCs w:val="28"/>
+        </w:rPr>
+        <w:t>Command Processing</w:t>
+      </w:r>
+    </w:p>
+    <w:p>
+      <w:pPr>
+        <w:spacing w:line="360" w:lineRule="auto"/>
+        <w:rPr>
+          <w:b/>
+          <w:noProof/>
+          <w:color w:val="767171" w:themeColor="background2" w:themeShade="80"/>
+          <w:sz w:val="28"/>
+          <w:szCs w:val="28"/>
+        </w:rPr>
+      </w:pPr>
+      <w:r>
+        <w:rPr>
+          <w:b/>
+          <w:noProof/>
+          <w:color w:val="767171" w:themeColor="background2" w:themeShade="80"/>
+          <w:sz w:val="28"/>
+          <w:szCs w:val="28"/>
+        </w:rPr>
+        <w:drawing>
+          <wp:anchor distT="0" distB="0" distL="114300" distR="114300" simplePos="0" relativeHeight="251660288" behindDoc="0" locked="0" layoutInCell="1" allowOverlap="1" wp14:anchorId="4FD58612" wp14:editId="70F8F8E5">
+            <wp:simplePos x="0" y="0"/>
+            <wp:positionH relativeFrom="column">
+              <wp:posOffset>-201930</wp:posOffset>
+            </wp:positionH>
+            <wp:positionV relativeFrom="paragraph">
+              <wp:posOffset>2695575</wp:posOffset>
+            </wp:positionV>
+            <wp:extent cx="3108960" cy="5244465"/>
+            <wp:effectExtent l="0" t="0" r="0" b="0"/>
+            <wp:wrapThrough wrapText="bothSides">
+              <wp:wrapPolygon edited="0">
+                <wp:start x="0" y="0"/>
+                <wp:lineTo x="0" y="21498"/>
+                <wp:lineTo x="21441" y="21498"/>
+                <wp:lineTo x="21441" y="0"/>
+                <wp:lineTo x="0" y="0"/>
+              </wp:wrapPolygon>
+            </wp:wrapThrough>
+            <wp:docPr id="21373589" name="Picture 4"/>
+            <wp:cNvGraphicFramePr>
+              <a:graphicFrameLocks xmlns:a="http://schemas.openxmlformats.org/drawingml/2006/main" noChangeAspect="1"/>
+            </wp:cNvGraphicFramePr>
+            <a:graphic xmlns:a="http://schemas.openxmlformats.org/drawingml/2006/main">
+              <a:graphicData uri="http://schemas.openxmlformats.org/drawingml/2006/picture">
+                <pic:pic xmlns:pic="http://schemas.openxmlformats.org/drawingml/2006/picture">
+                  <pic:nvPicPr>
+                    <pic:cNvPr id="0" name="Picture 4"/>
+                    <pic:cNvPicPr>
+                      <a:picLocks noChangeAspect="1" noChangeArrowheads="1"/>
+                    </pic:cNvPicPr>
+                  </pic:nvPicPr>
+                  <pic:blipFill rotWithShape="1">
+                    <a:blip r:embed="rId11">
+                      <a:extLst>
+                        <a:ext uri="{28A0092B-C50C-407E-A947-70E740481C1C}">
+                          <a14:useLocalDpi xmlns:a14="http://schemas.microsoft.com/office/drawing/2010/main" val="0"/>
+                        </a:ext>
+                      </a:extLst>
+                    </a:blip>
+                    <a:srcRect l="7692" t="5154" r="7143" b="4983"/>
+                    <a:stretch/>
+                  </pic:blipFill>
+                  <pic:spPr bwMode="auto">
+                    <a:xfrm>
+                      <a:off x="0" y="0"/>
+                      <a:ext cx="3108960" cy="5244465"/>
+                    </a:xfrm>
+                    <a:prstGeom prst="rect">
+                      <a:avLst/>
+                    </a:prstGeom>
+                    <a:noFill/>
+                    <a:ln>
+                      <a:noFill/>
+                    </a:ln>
+                    <a:extLst>
+                      <a:ext uri="{53640926-AAD7-44D8-BBD7-CCE9431645EC}">
+                        <a14:shadowObscured xmlns:a14="http://schemas.microsoft.com/office/drawing/2010/main"/>
+                      </a:ext>
+                    </a:extLst>
+                  </pic:spPr>
+                </pic:pic>
+              </a:graphicData>
+            </a:graphic>
+            <wp14:sizeRelH relativeFrom="margin">
+              <wp14:pctWidth>0</wp14:pctWidth>
+            </wp14:sizeRelH>
+            <wp14:sizeRelV relativeFrom="margin">
+              <wp14:pctHeight>0</wp14:pctHeight>
+            </wp14:sizeRelV>
+          </wp:anchor>
+        </w:drawing>
+      </w:r>
+      <w:r>
+        <w:rPr>
+          <w:b/>
+          <w:color w:val="767171" w:themeColor="background2" w:themeShade="80"/>
+          <w:sz w:val="28"/>
+          <w:szCs w:val="28"/>
+        </w:rPr>
+        <w:t>:</w:t>
+      </w:r>
+    </w:p>
+    <w:p>
+      <w:pPr>
+        <w:spacing w:line="360" w:lineRule="auto"/>
+        <w:jc w:val="both"/>
+        <w:rPr>
+          <w:b/>
+          <w:noProof/>
+          <w:color w:val="000000" w:themeColor="text1"/>
+          <w:sz w:val="24"/>
+        </w:rPr>
+      </w:pPr>
+      <w:r>
+        <w:rPr>
+          <w:b/>
+          <w:noProof/>
+          <w:color w:val="000000" w:themeColor="text1"/>
+          <w:sz w:val="24"/>
+        </w:rPr>
+        <w:t>Using a Command base class and Command Mnaager we empass commands to invoke them when a user input for a command has been received. In the processCommand constructor we use a set list of commands to be created and some commands need the use of pointers to reference it. Therefore, processing commands require inputting of a vector string to check against the commands dictionary and then execute it. We also store commandmanager in the GameWorld so that its called once per update.</w:t>
+      </w:r>
+    </w:p>
+    <w:p>
+      <w:pPr>
+        <w:spacing w:line="360" w:lineRule="auto"/>
+        <w:rPr>
+          <w:b/>
+          <w:noProof/>
+          <w:color w:val="767171" w:themeColor="background2" w:themeShade="80"/>
+          <w:sz w:val="28"/>
+          <w:szCs w:val="28"/>
+        </w:rPr>
+      </w:pPr>
+      <w:r>
+        <w:rPr>
+          <w:b/>
+          <w:noProof/>
+          <w:color w:val="767171" w:themeColor="background2" w:themeShade="80"/>
+          <w:sz w:val="28"/>
+          <w:szCs w:val="28"/>
+        </w:rPr>
+        <w:lastRenderedPageBreak/>
+        <w:drawing>
+          <wp:anchor distT="0" distB="0" distL="114300" distR="114300" simplePos="0" relativeHeight="251662336" behindDoc="0" locked="0" layoutInCell="1" allowOverlap="1" wp14:anchorId="65C7288E" wp14:editId="3A5F34D7">
+            <wp:simplePos x="0" y="0"/>
+            <wp:positionH relativeFrom="margin">
+              <wp:align>center</wp:align>
+            </wp:positionH>
+            <wp:positionV relativeFrom="paragraph">
+              <wp:posOffset>152400</wp:posOffset>
+            </wp:positionV>
+            <wp:extent cx="4373880" cy="3274301"/>
+            <wp:effectExtent l="0" t="0" r="7620" b="2540"/>
+            <wp:wrapTopAndBottom/>
+            <wp:docPr id="659356840" name="Picture 5"/>
+            <wp:cNvGraphicFramePr>
+              <a:graphicFrameLocks xmlns:a="http://schemas.openxmlformats.org/drawingml/2006/main" noChangeAspect="1"/>
+            </wp:cNvGraphicFramePr>
+            <a:graphic xmlns:a="http://schemas.openxmlformats.org/drawingml/2006/main">
+              <a:graphicData uri="http://schemas.openxmlformats.org/drawingml/2006/picture">
+                <pic:pic xmlns:pic="http://schemas.openxmlformats.org/drawingml/2006/picture">
+                  <pic:nvPicPr>
+                    <pic:cNvPr id="0" name="Picture 5"/>
+                    <pic:cNvPicPr>
+                      <a:picLocks noChangeAspect="1" noChangeArrowheads="1"/>
+                    </pic:cNvPicPr>
+                  </pic:nvPicPr>
+                  <pic:blipFill rotWithShape="1">
+                    <a:blip r:embed="rId12">
+                      <a:extLst>
+                        <a:ext uri="{28A0092B-C50C-407E-A947-70E740481C1C}">
+                          <a14:useLocalDpi xmlns:a14="http://schemas.microsoft.com/office/drawing/2010/main" val="0"/>
+                        </a:ext>
+                      </a:extLst>
+                    </a:blip>
+                    <a:srcRect l="5985" t="6070" r="4738" b="8306"/>
+                    <a:stretch/>
+                  </pic:blipFill>
+                  <pic:spPr bwMode="auto">
+                    <a:xfrm>
+                      <a:off x="0" y="0"/>
+                      <a:ext cx="4373880" cy="3274301"/>
+                    </a:xfrm>
+                    <a:prstGeom prst="rect">
+                      <a:avLst/>
+                    </a:prstGeom>
+                    <a:noFill/>
+                    <a:ln>
+                      <a:noFill/>
+                    </a:ln>
+                    <a:extLst>
+                      <a:ext uri="{53640926-AAD7-44D8-BBD7-CCE9431645EC}">
+                        <a14:shadowObscured xmlns:a14="http://schemas.microsoft.com/office/drawing/2010/main"/>
+                      </a:ext>
+                    </a:extLst>
+                  </pic:spPr>
+                </pic:pic>
+              </a:graphicData>
+            </a:graphic>
+          </wp:anchor>
+        </w:drawing>
+      </w:r>
+    </w:p>
+    <w:p>
+      <w:pPr>
+        <w:spacing w:line="360" w:lineRule="auto"/>
+        <w:jc w:val="both"/>
+        <w:rPr>
+          <w:b/>
+          <w:color w:val="000000" w:themeColor="text1"/>
+          <w:sz w:val="24"/>
+        </w:rPr>
+      </w:pPr>
+      <w:r>
+        <w:rPr>
+          <w:b/>
+          <w:noProof/>
+          <w:color w:val="767171" w:themeColor="background2" w:themeShade="80"/>
+          <w:sz w:val="28"/>
+          <w:szCs w:val="28"/>
+        </w:rPr>
+        <w:drawing>
+          <wp:anchor distT="0" distB="0" distL="114300" distR="114300" simplePos="0" relativeHeight="251663360" behindDoc="0" locked="0" layoutInCell="1" allowOverlap="1" wp14:anchorId="19CB9D1E" wp14:editId="5C078501">
+            <wp:simplePos x="0" y="0"/>
+            <wp:positionH relativeFrom="margin">
+              <wp:align>center</wp:align>
+            </wp:positionH>
+            <wp:positionV relativeFrom="paragraph">
+              <wp:posOffset>1047750</wp:posOffset>
+            </wp:positionV>
+            <wp:extent cx="4434840" cy="2781388"/>
+            <wp:effectExtent l="0" t="0" r="3810" b="0"/>
+            <wp:wrapTopAndBottom/>
+            <wp:docPr id="144821373" name="Picture 6"/>
+            <wp:cNvGraphicFramePr>
+              <a:graphicFrameLocks xmlns:a="http://schemas.openxmlformats.org/drawingml/2006/main" noChangeAspect="1"/>
+            </wp:cNvGraphicFramePr>
+            <a:graphic xmlns:a="http://schemas.openxmlformats.org/drawingml/2006/main">
+              <a:graphicData uri="http://schemas.openxmlformats.org/drawingml/2006/picture">
+                <pic:pic xmlns:pic="http://schemas.openxmlformats.org/drawingml/2006/picture">
+                  <pic:nvPicPr>
+                    <pic:cNvPr id="0" name="Picture 6"/>
+                    <pic:cNvPicPr>
+                      <a:picLocks noChangeAspect="1" noChangeArrowheads="1"/>
+                    </pic:cNvPicPr>
+                  </pic:nvPicPr>
+                  <pic:blipFill rotWithShape="1">
+                    <a:blip r:embed="rId13">
+                      <a:extLst>
+                        <a:ext uri="{28A0092B-C50C-407E-A947-70E740481C1C}">
+                          <a14:useLocalDpi xmlns:a14="http://schemas.microsoft.com/office/drawing/2010/main" val="0"/>
+                        </a:ext>
+                      </a:extLst>
+                    </a:blip>
+                    <a:srcRect l="7232" t="9782" r="6483" b="11594"/>
+                    <a:stretch/>
+                  </pic:blipFill>
+                  <pic:spPr bwMode="auto">
+                    <a:xfrm>
+                      <a:off x="0" y="0"/>
+                      <a:ext cx="4434840" cy="2781388"/>
+                    </a:xfrm>
+                    <a:prstGeom prst="rect">
+                      <a:avLst/>
+                    </a:prstGeom>
+                    <a:noFill/>
+                    <a:ln>
+                      <a:noFill/>
+                    </a:ln>
+                    <a:extLst>
+                      <a:ext uri="{53640926-AAD7-44D8-BBD7-CCE9431645EC}">
+                        <a14:shadowObscured xmlns:a14="http://schemas.microsoft.com/office/drawing/2010/main"/>
+                      </a:ext>
+                    </a:extLst>
+                  </pic:spPr>
+                </pic:pic>
+              </a:graphicData>
+            </a:graphic>
+          </wp:anchor>
+        </w:drawing>
+      </w:r>
+      <w:r>
+        <w:rPr>
+          <w:b/>
+          <w:color w:val="000000" w:themeColor="text1"/>
+          <w:sz w:val="24"/>
+        </w:rPr>
+        <w:t>Using command class, we were able to create the command such as Go, Look, Alias, Debug, and Inventory commands. For example, Go Command is used to check if player can move to one of the locations connections / directions from their current location.</w:t>
+      </w:r>
+    </w:p>
+    <w:p>
+      <w:pPr>
+        <w:spacing w:line="360" w:lineRule="auto"/>
+        <w:jc w:val="both"/>
+        <w:rPr>
+          <w:b/>
+          <w:color w:val="000000" w:themeColor="text1"/>
+          <w:sz w:val="24"/>
+        </w:rPr>
+      </w:pPr>
+    </w:p>
+    <w:p>
+      <w:pPr>
+        <w:spacing w:line="360" w:lineRule="auto"/>
+        <w:jc w:val="both"/>
+        <w:rPr>
+          <w:b/>
+          <w:color w:val="000000" w:themeColor="text1"/>
+          <w:sz w:val="24"/>
+        </w:rPr>
+      </w:pPr>
+      <w:r>
+        <w:rPr>
+          <w:b/>
+          <w:color w:val="000000" w:themeColor="text1"/>
+          <w:sz w:val="24"/>
+        </w:rPr>
+        <w:t xml:space="preserve">Whereas Debug command which is </w:t>
+      </w:r>
+      <w:proofErr w:type="spellStart"/>
+      <w:r>
+        <w:rPr>
+          <w:b/>
+          <w:color w:val="000000" w:themeColor="text1"/>
+          <w:sz w:val="24"/>
+        </w:rPr>
+        <w:t>abit</w:t>
+      </w:r>
+      <w:proofErr w:type="spellEnd"/>
+      <w:r>
+        <w:rPr>
+          <w:b/>
+          <w:color w:val="000000" w:themeColor="text1"/>
+          <w:sz w:val="24"/>
+        </w:rPr>
+        <w:t xml:space="preserve"> more complex outputs player information with the use of Player.cpp to get player’s inventory and current location. </w:t>
+      </w:r>
+      <w:proofErr w:type="gramStart"/>
+      <w:r>
+        <w:rPr>
+          <w:b/>
+          <w:color w:val="000000" w:themeColor="text1"/>
+          <w:sz w:val="24"/>
+        </w:rPr>
+        <w:t>Basically</w:t>
+      </w:r>
+      <w:proofErr w:type="gramEnd"/>
+      <w:r>
+        <w:rPr>
+          <w:b/>
+          <w:color w:val="000000" w:themeColor="text1"/>
+          <w:sz w:val="24"/>
+        </w:rPr>
+        <w:t xml:space="preserve"> used to show useful debugging information regarding our game graph world and its entities.</w:t>
+      </w:r>
     </w:p>
     <w:sectPr>
-      <w:headerReference w:type="default" r:id="rId8"/>
+      <w:headerReference w:type="default" r:id="rId14"/>
       <w:pgSz w:w="11900" w:h="16840"/>
       <w:pgMar w:top="1440" w:right="1134" w:bottom="1440" w:left="1134" w:header="709" w:footer="709" w:gutter="0"/>
       <w:cols w:space="708"/>

--- a/12 - Spike - Command Pattern/Task 12 - Lab Spike Report.docx
+++ b/12 - Spike - Command Pattern/Task 12 - Lab Spike Report.docx
@@ -140,25 +140,33 @@
           <w:sz w:val="24"/>
           <w:szCs w:val="24"/>
         </w:rPr>
-        <w:t xml:space="preserve">The goal of this spike task is to demonstrate my ability to collect and analyse software performance data while applying my knowledge in comparing and evaluating functions, </w:t>
-      </w:r>
-      <w:proofErr w:type="gramStart"/>
-      <w:r>
-        <w:rPr>
-          <w:rStyle w:val="SubtleReference"/>
-          <w:sz w:val="24"/>
-          <w:szCs w:val="24"/>
-        </w:rPr>
-        <w:t>IDE</w:t>
-      </w:r>
-      <w:proofErr w:type="gramEnd"/>
-      <w:r>
-        <w:rPr>
-          <w:rStyle w:val="SubtleReference"/>
-          <w:sz w:val="24"/>
-          <w:szCs w:val="24"/>
-        </w:rPr>
-        <w:t xml:space="preserve"> and complier settings.</w:t>
+        <w:t xml:space="preserve">The goal of this spike task is to demonstrate </w:t>
+      </w:r>
+      <w:r>
+        <w:rPr>
+          <w:rStyle w:val="SubtleReference"/>
+          <w:sz w:val="24"/>
+          <w:szCs w:val="24"/>
+        </w:rPr>
+        <w:t xml:space="preserve">how I extended task 8 code of </w:t>
+      </w:r>
+      <w:proofErr w:type="spellStart"/>
+      <w:r>
+        <w:rPr>
+          <w:rStyle w:val="SubtleReference"/>
+          <w:sz w:val="24"/>
+          <w:szCs w:val="24"/>
+        </w:rPr>
+        <w:t>Zorkish</w:t>
+      </w:r>
+      <w:proofErr w:type="spellEnd"/>
+      <w:r>
+        <w:rPr>
+          <w:rStyle w:val="SubtleReference"/>
+          <w:sz w:val="24"/>
+          <w:szCs w:val="24"/>
+        </w:rPr>
+        <w:t xml:space="preserve"> Adventure to read from file for game word and process commands.</w:t>
       </w:r>
     </w:p>
     <w:p>
@@ -735,7 +743,6 @@
           <w:sz w:val="28"/>
           <w:szCs w:val="28"/>
         </w:rPr>
-        <w:lastRenderedPageBreak/>
         <w:t xml:space="preserve">Planning Phase: </w:t>
       </w:r>
     </w:p>
@@ -755,6 +762,7 @@
           <w:color w:val="000000" w:themeColor="text1"/>
           <w:sz w:val="24"/>
         </w:rPr>
+        <w:lastRenderedPageBreak/>
         <w:t>Using Phase 1 Task 8 code and building upon it to implement command processing and file reading with the help of other previous tasks. I decided to use the JSON library to create a JSON file to read from for location and create a command class to create sub command classes.</w:t>
       </w:r>
     </w:p>
@@ -770,6 +778,9 @@
         <w:spacing w:line="360" w:lineRule="auto"/>
       </w:pPr>
       <w:r>
+        <w:rPr>
+          <w:noProof/>
+        </w:rPr>
         <w:drawing>
           <wp:inline distT="0" distB="0" distL="0" distR="0" wp14:anchorId="4298ACA1" wp14:editId="4EDF2F9F">
             <wp:extent cx="5410200" cy="3220732"/>
@@ -814,27 +825,14 @@
       <w:r>
         <w:t xml:space="preserve">Figure </w:t>
       </w:r>
-      <w:r>
-        <w:fldChar w:fldCharType="begin"/>
-      </w:r>
-      <w:r>
-        <w:instrText xml:space="preserve"> SEQ Figure \* ARABIC </w:instrText>
-      </w:r>
-      <w:r>
-        <w:fldChar w:fldCharType="separate"/>
-      </w:r>
-      <w:r>
-        <w:rPr>
-          <w:noProof/>
-        </w:rPr>
-        <w:t>1</w:t>
-      </w:r>
-      <w:r>
-        <w:rPr>
-          <w:noProof/>
-        </w:rPr>
-        <w:fldChar w:fldCharType="end"/>
-      </w:r>
+      <w:fldSimple w:instr=" SEQ Figure \* ARABIC ">
+        <w:r>
+          <w:rPr>
+            <w:noProof/>
+          </w:rPr>
+          <w:t>1</w:t>
+        </w:r>
+      </w:fldSimple>
       <w:r>
         <w:t xml:space="preserve"> : </w:t>
       </w:r>
@@ -1427,16 +1425,7 @@
           <w:sz w:val="28"/>
           <w:szCs w:val="28"/>
         </w:rPr>
-        <w:t xml:space="preserve">Implementing </w:t>
-      </w:r>
-      <w:r>
-        <w:rPr>
-          <w:b/>
-          <w:color w:val="767171" w:themeColor="background2" w:themeShade="80"/>
-          <w:sz w:val="28"/>
-          <w:szCs w:val="28"/>
-        </w:rPr>
-        <w:t>Command Processing</w:t>
+        <w:t>Implementing Command Processing</w:t>
       </w:r>
     </w:p>
     <w:p>

--- a/12 - Spike - Command Pattern/Task 12 - Lab Spike Report.docx
+++ b/12 - Spike - Command Pattern/Task 12 - Lab Spike Report.docx
@@ -28,7 +28,13 @@
         <w:rPr>
           <w:rStyle w:val="SubtleReference"/>
         </w:rPr>
-        <w:t>12</w:t>
+        <w:t>1</w:t>
+      </w:r>
+      <w:r>
+        <w:rPr>
+          <w:rStyle w:val="SubtleReference"/>
+        </w:rPr>
+        <w:t>7</w:t>
       </w:r>
       <w:r>
         <w:rPr>
@@ -61,7 +67,7 @@
           <w:sz w:val="28"/>
           <w:szCs w:val="28"/>
         </w:rPr>
-        <w:t>Command Pattern</w:t>
+        <w:t>Sprites and Graphics</w:t>
       </w:r>
     </w:p>
     <w:p>
@@ -148,25 +154,15 @@
           <w:sz w:val="24"/>
           <w:szCs w:val="24"/>
         </w:rPr>
-        <w:t xml:space="preserve">how I extended task 8 code of </w:t>
-      </w:r>
-      <w:proofErr w:type="spellStart"/>
-      <w:r>
-        <w:rPr>
-          <w:rStyle w:val="SubtleReference"/>
-          <w:sz w:val="24"/>
-          <w:szCs w:val="24"/>
-        </w:rPr>
-        <w:t>Zorkish</w:t>
-      </w:r>
-      <w:proofErr w:type="spellEnd"/>
-      <w:r>
-        <w:rPr>
-          <w:rStyle w:val="SubtleReference"/>
-          <w:sz w:val="24"/>
-          <w:szCs w:val="24"/>
-        </w:rPr>
-        <w:t xml:space="preserve"> Adventure to read from file for game word and process commands.</w:t>
+        <w:t xml:space="preserve">how I </w:t>
+      </w:r>
+      <w:r>
+        <w:rPr>
+          <w:rStyle w:val="SubtleReference"/>
+          <w:sz w:val="24"/>
+          <w:szCs w:val="24"/>
+        </w:rPr>
+        <w:t>load 2d images from file and display them on the screen using SDL2.</w:t>
       </w:r>
     </w:p>
     <w:p>
@@ -321,36 +317,8 @@
           <w:sz w:val="24"/>
           <w:szCs w:val="24"/>
         </w:rPr>
-        <w:t>\</w:t>
-      </w:r>
-      <w:proofErr w:type="spellStart"/>
-      <w:r>
-        <w:rPr>
-          <w:rStyle w:val="SubtleReference"/>
-          <w:sz w:val="24"/>
-          <w:szCs w:val="24"/>
-        </w:rPr>
-        <w:t>Zorkish</w:t>
-      </w:r>
-      <w:proofErr w:type="spellEnd"/>
-      <w:r>
-        <w:rPr>
-          <w:rStyle w:val="SubtleReference"/>
-          <w:sz w:val="24"/>
-          <w:szCs w:val="24"/>
-        </w:rPr>
-        <w:t>\</w:t>
-      </w:r>
-      <w:proofErr w:type="spellStart"/>
-      <w:r>
-        <w:rPr>
-          <w:rStyle w:val="SubtleReference"/>
-          <w:sz w:val="24"/>
-          <w:szCs w:val="24"/>
-        </w:rPr>
-        <w:t>Zorkish</w:t>
-      </w:r>
-      <w:proofErr w:type="spellEnd"/>
+        <w:t>\Zorkish\Zorkish</w:t>
+      </w:r>
     </w:p>
     <w:p>
       <w:pPr>
@@ -625,25 +593,7 @@
           <w:sz w:val="24"/>
           <w:szCs w:val="24"/>
         </w:rPr>
-        <w:t xml:space="preserve">Use Task 8 </w:t>
-      </w:r>
-      <w:proofErr w:type="spellStart"/>
-      <w:r>
-        <w:rPr>
-          <w:rStyle w:val="SubtleReference"/>
-          <w:sz w:val="24"/>
-          <w:szCs w:val="24"/>
-        </w:rPr>
-        <w:t>Zorkish</w:t>
-      </w:r>
-      <w:proofErr w:type="spellEnd"/>
-      <w:r>
-        <w:rPr>
-          <w:rStyle w:val="SubtleReference"/>
-          <w:sz w:val="24"/>
-          <w:szCs w:val="24"/>
-        </w:rPr>
-        <w:t xml:space="preserve"> Code</w:t>
+        <w:t>Use Task 8 Zorkish Code</w:t>
       </w:r>
     </w:p>
     <w:p>
@@ -825,14 +775,27 @@
       <w:r>
         <w:t xml:space="preserve">Figure </w:t>
       </w:r>
-      <w:fldSimple w:instr=" SEQ Figure \* ARABIC ">
-        <w:r>
-          <w:rPr>
-            <w:noProof/>
-          </w:rPr>
-          <w:t>1</w:t>
-        </w:r>
-      </w:fldSimple>
+      <w:r>
+        <w:fldChar w:fldCharType="begin"/>
+      </w:r>
+      <w:r>
+        <w:instrText xml:space="preserve"> SEQ Figure \* ARABIC </w:instrText>
+      </w:r>
+      <w:r>
+        <w:fldChar w:fldCharType="separate"/>
+      </w:r>
+      <w:r>
+        <w:rPr>
+          <w:noProof/>
+        </w:rPr>
+        <w:t>1</w:t>
+      </w:r>
+      <w:r>
+        <w:rPr>
+          <w:noProof/>
+        </w:rPr>
+        <w:fldChar w:fldCharType="end"/>
+      </w:r>
       <w:r>
         <w:t xml:space="preserve"> : </w:t>
       </w:r>
@@ -846,15 +809,7 @@
         <w:t>2</w:t>
       </w:r>
       <w:r>
-        <w:t xml:space="preserve"> of </w:t>
-      </w:r>
-      <w:proofErr w:type="spellStart"/>
-      <w:r>
-        <w:t>Zorkish</w:t>
-      </w:r>
-      <w:proofErr w:type="spellEnd"/>
-      <w:r>
-        <w:t xml:space="preserve"> Adventure Game</w:t>
+        <w:t xml:space="preserve"> of Zorkish Adventure Game</w:t>
       </w:r>
     </w:p>
     <w:p/>
@@ -950,19 +905,8 @@
           <w:sz w:val="28"/>
           <w:szCs w:val="28"/>
         </w:rPr>
-        <w:t xml:space="preserve">Implementing </w:t>
-      </w:r>
-      <w:proofErr w:type="spellStart"/>
-      <w:r>
-        <w:rPr>
-          <w:b/>
-          <w:color w:val="767171" w:themeColor="background2" w:themeShade="80"/>
-          <w:sz w:val="28"/>
-          <w:szCs w:val="28"/>
-        </w:rPr>
-        <w:t>GameWorld</w:t>
-      </w:r>
-      <w:proofErr w:type="spellEnd"/>
+        <w:t>Implementing GameWorld</w:t>
+      </w:r>
       <w:r>
         <w:rPr>
           <w:b/>
@@ -1103,7 +1047,6 @@
         </w:rPr>
         <w:t xml:space="preserve">We use </w:t>
       </w:r>
-      <w:proofErr w:type="spellStart"/>
       <w:r>
         <w:rPr>
           <w:b/>
@@ -1112,7 +1055,6 @@
         </w:rPr>
         <w:t>GameWorld</w:t>
       </w:r>
-      <w:proofErr w:type="spellEnd"/>
       <w:r>
         <w:rPr>
           <w:b/>
@@ -1127,25 +1069,7 @@
           <w:color w:val="000000" w:themeColor="text1"/>
           <w:sz w:val="24"/>
         </w:rPr>
-        <w:t xml:space="preserve">to act as a central hub for our game’s world which handles player’s inventory, location, movement, player input, updating and rendering regarding game states. </w:t>
-      </w:r>
-      <w:proofErr w:type="spellStart"/>
-      <w:r>
-        <w:rPr>
-          <w:b/>
-          <w:color w:val="000000" w:themeColor="text1"/>
-          <w:sz w:val="24"/>
-        </w:rPr>
-        <w:t>GameWorld</w:t>
-      </w:r>
-      <w:proofErr w:type="spellEnd"/>
-      <w:r>
-        <w:rPr>
-          <w:b/>
-          <w:color w:val="000000" w:themeColor="text1"/>
-          <w:sz w:val="24"/>
-        </w:rPr>
-        <w:t xml:space="preserve"> is initialised by using our JSON file data where it creates and store’s locations, initialises player inventory and starting location and most importantly handles player commands.</w:t>
+        <w:t>to act as a central hub for our game’s world which handles player’s inventory, location, movement, player input, updating and rendering regarding game states. GameWorld is initialised by using our JSON file data where it creates and store’s locations, initialises player inventory and starting location and most importantly handles player commands.</w:t>
       </w:r>
     </w:p>
     <w:p>
@@ -1747,43 +1671,7 @@
           <w:color w:val="000000" w:themeColor="text1"/>
           <w:sz w:val="24"/>
         </w:rPr>
-        <w:t xml:space="preserve">Whereas Debug command which is </w:t>
-      </w:r>
-      <w:proofErr w:type="spellStart"/>
-      <w:r>
-        <w:rPr>
-          <w:b/>
-          <w:color w:val="000000" w:themeColor="text1"/>
-          <w:sz w:val="24"/>
-        </w:rPr>
-        <w:t>abit</w:t>
-      </w:r>
-      <w:proofErr w:type="spellEnd"/>
-      <w:r>
-        <w:rPr>
-          <w:b/>
-          <w:color w:val="000000" w:themeColor="text1"/>
-          <w:sz w:val="24"/>
-        </w:rPr>
-        <w:t xml:space="preserve"> more complex outputs player information with the use of Player.cpp to get player’s inventory and current location. </w:t>
-      </w:r>
-      <w:proofErr w:type="gramStart"/>
-      <w:r>
-        <w:rPr>
-          <w:b/>
-          <w:color w:val="000000" w:themeColor="text1"/>
-          <w:sz w:val="24"/>
-        </w:rPr>
-        <w:t>Basically</w:t>
-      </w:r>
-      <w:proofErr w:type="gramEnd"/>
-      <w:r>
-        <w:rPr>
-          <w:b/>
-          <w:color w:val="000000" w:themeColor="text1"/>
-          <w:sz w:val="24"/>
-        </w:rPr>
-        <w:t xml:space="preserve"> used to show useful debugging information regarding our game graph world and its entities.</w:t>
+        <w:t>Whereas Debug command which is abit more complex outputs player information with the use of Player.cpp to get player’s inventory and current location. Basically used to show useful debugging information regarding our game graph world and its entities.</w:t>
       </w:r>
     </w:p>
     <w:sectPr>
@@ -2689,7 +2577,6 @@
   <w:style w:type="character" w:default="1" w:styleId="DefaultParagraphFont">
     <w:name w:val="Default Paragraph Font"/>
     <w:uiPriority w:val="1"/>
-    <w:semiHidden/>
     <w:unhideWhenUsed/>
   </w:style>
   <w:style w:type="table" w:default="1" w:styleId="TableNormal">
